--- a/public/2026/seq03/FICHE_S3-A03_LogicielsGAFAM_5eme.docx
+++ b/public/2026/seq03/FICHE_S3-A03_LogicielsGAFAM_5eme.docx
@@ -279,7 +279,7 @@
     </w:tbl>
     <w:p>
       <w:pPr>
-        <w:spacing w:after="60"/>
+        <w:spacing w:after="96"/>
       </w:pPr>
     </w:p>
     <w:tbl>
@@ -329,8 +329,8 @@
                 <w:bCs/>
                 <w:i w:val="false"/>
                 <w:iCs w:val="false"/>
-                <w:sz w:val="16"/>
-                <w:szCs w:val="16"/>
+                <w:sz w:val="24"/>
+                <w:szCs w:val="24"/>
               </w:rPr>
               <w:t xml:space="preserve">Nom : </w:t>
             </w:r>
@@ -341,10 +341,10 @@
                 <w:bCs w:val="false"/>
                 <w:i w:val="false"/>
                 <w:iCs w:val="false"/>
-                <w:sz w:val="16"/>
-                <w:szCs w:val="16"/>
-              </w:rPr>
-              <w:t xml:space="preserve">....................................</w:t>
+                <w:sz w:val="24"/>
+                <w:szCs w:val="24"/>
+              </w:rPr>
+              <w:t xml:space="preserve">...................</w:t>
             </w:r>
           </w:p>
         </w:tc>
@@ -376,8 +376,8 @@
                 <w:bCs/>
                 <w:i w:val="false"/>
                 <w:iCs w:val="false"/>
-                <w:sz w:val="16"/>
-                <w:szCs w:val="16"/>
+                <w:sz w:val="24"/>
+                <w:szCs w:val="24"/>
               </w:rPr>
               <w:t xml:space="preserve">Prénom : </w:t>
             </w:r>
@@ -388,10 +388,10 @@
                 <w:bCs w:val="false"/>
                 <w:i w:val="false"/>
                 <w:iCs w:val="false"/>
-                <w:sz w:val="16"/>
-                <w:szCs w:val="16"/>
-              </w:rPr>
-              <w:t xml:space="preserve">...............................</w:t>
+                <w:sz w:val="24"/>
+                <w:szCs w:val="24"/>
+              </w:rPr>
+              <w:t xml:space="preserve">................</w:t>
             </w:r>
           </w:p>
         </w:tc>
@@ -423,8 +423,8 @@
                 <w:bCs/>
                 <w:i w:val="false"/>
                 <w:iCs w:val="false"/>
-                <w:sz w:val="16"/>
-                <w:szCs w:val="16"/>
+                <w:sz w:val="24"/>
+                <w:szCs w:val="24"/>
               </w:rPr>
               <w:t xml:space="preserve">Classe : </w:t>
             </w:r>
@@ -435,10 +435,10 @@
                 <w:bCs w:val="false"/>
                 <w:i w:val="false"/>
                 <w:iCs w:val="false"/>
-                <w:sz w:val="16"/>
-                <w:szCs w:val="16"/>
-              </w:rPr>
-              <w:t xml:space="preserve">..........</w:t>
+                <w:sz w:val="24"/>
+                <w:szCs w:val="24"/>
+              </w:rPr>
+              <w:t xml:space="preserve">......</w:t>
             </w:r>
           </w:p>
         </w:tc>
@@ -470,8 +470,8 @@
                 <w:bCs/>
                 <w:i w:val="false"/>
                 <w:iCs w:val="false"/>
-                <w:sz w:val="16"/>
-                <w:szCs w:val="16"/>
+                <w:sz w:val="24"/>
+                <w:szCs w:val="24"/>
               </w:rPr>
               <w:t xml:space="preserve">Maison : </w:t>
             </w:r>
@@ -482,10 +482,10 @@
                 <w:bCs w:val="false"/>
                 <w:i w:val="false"/>
                 <w:iCs w:val="false"/>
-                <w:sz w:val="16"/>
-                <w:szCs w:val="16"/>
-              </w:rPr>
-              <w:t xml:space="preserve">................</w:t>
+                <w:sz w:val="24"/>
+                <w:szCs w:val="24"/>
+              </w:rPr>
+              <w:t xml:space="preserve">......</w:t>
             </w:r>
           </w:p>
         </w:tc>
@@ -493,7 +493,7 @@
     </w:tbl>
     <w:p>
       <w:pPr>
-        <w:spacing w:after="80"/>
+        <w:spacing w:after="128"/>
       </w:pPr>
     </w:p>
     <w:tbl>
@@ -542,8 +542,8 @@
                 <w:bCs/>
                 <w:i w:val="false"/>
                 <w:iCs w:val="false"/>
-                <w:sz w:val="24"/>
-                <w:szCs w:val="24"/>
+                <w:sz w:val="32"/>
+                <w:szCs w:val="32"/>
               </w:rPr>
               <w:t xml:space="preserve">NAVIGATEUR, MOTEUR, SYSTÈME : QUI FAIT QUOI ?</w:t>
             </w:r>
@@ -553,7 +553,7 @@
     </w:tbl>
     <w:p>
       <w:pPr>
-        <w:spacing w:after="80"/>
+        <w:spacing w:after="128"/>
       </w:pPr>
     </w:p>
     <w:tbl>
@@ -591,17 +591,17 @@
           </w:tcPr>
           <w:p>
             <w:pPr>
-              <w:spacing w:after="30"/>
-            </w:pPr>
-            <w:r>
-              <w:rPr>
-                <w:rFonts w:ascii="Arial" w:cs="Arial" w:eastAsia="Arial" w:hAnsi="Arial"/>
-                <w:b w:val="false"/>
-                <w:bCs w:val="false"/>
-                <w:i w:val="false"/>
-                <w:iCs w:val="false"/>
-                <w:sz w:val="18"/>
-                <w:szCs w:val="18"/>
+              <w:spacing w:after="48"/>
+            </w:pPr>
+            <w:r>
+              <w:rPr>
+                <w:rFonts w:ascii="Arial" w:cs="Arial" w:eastAsia="Arial" w:hAnsi="Arial"/>
+                <w:b w:val="false"/>
+                <w:bCs w:val="false"/>
+                <w:i w:val="false"/>
+                <w:iCs w:val="false"/>
+                <w:sz w:val="26"/>
+                <w:szCs w:val="26"/>
               </w:rPr>
               <w:t xml:space="preserve">« Ouvre Google ! » dit Téo. Mais Google quoi ? Le moteur de recherche ? Le navigateur Chrome ? Le téléphone Android ? Trois choses différentes, souvent confondues… et fabriquées par la même entreprise.</w:t>
             </w:r>
@@ -617,8 +617,8 @@
                 <w:bCs/>
                 <w:i/>
                 <w:iCs/>
-                <w:sz w:val="18"/>
-                <w:szCs w:val="18"/>
+                <w:sz w:val="26"/>
+                <w:szCs w:val="26"/>
               </w:rPr>
               <w:t xml:space="preserve">PROBLÉMATIQUE : Quels logiciels utilisons-nous vraiment pour aller sur Internet, et qui les possède ?</w:t>
             </w:r>
@@ -628,7 +628,7 @@
     </w:tbl>
     <w:p>
       <w:pPr>
-        <w:spacing w:after="80"/>
+        <w:spacing w:after="128"/>
       </w:pPr>
     </w:p>
     <w:tbl>
@@ -676,8 +676,8 @@
                 <w:bCs/>
                 <w:i w:val="false"/>
                 <w:iCs w:val="false"/>
-                <w:sz w:val="20"/>
-                <w:szCs w:val="20"/>
+                <w:sz w:val="28"/>
+                <w:szCs w:val="28"/>
               </w:rPr>
               <w:t xml:space="preserve">PARTIE 1 — Trois familles de logiciels</w:t>
             </w:r>
@@ -687,7 +687,7 @@
     </w:tbl>
     <w:p>
       <w:pPr>
-        <w:spacing w:after="40"/>
+        <w:spacing w:after="64"/>
       </w:pPr>
     </w:p>
     <w:tbl>
@@ -725,7 +725,7 @@
           </w:tcPr>
           <w:p>
             <w:pPr>
-              <w:spacing w:after="40"/>
+              <w:spacing w:after="64"/>
             </w:pPr>
             <w:r>
               <w:rPr>
@@ -734,61 +734,61 @@
                 <w:bCs/>
                 <w:i w:val="false"/>
                 <w:iCs w:val="false"/>
-                <w:sz w:val="18"/>
-                <w:szCs w:val="18"/>
+                <w:sz w:val="26"/>
+                <w:szCs w:val="26"/>
               </w:rPr>
               <w:t xml:space="preserve">DÉFINITION — SYSTÈME D'EXPLOITATION (OS) / NAVIGATEUR / MOTEUR DE RECHERCHE</w:t>
             </w:r>
           </w:p>
           <w:p>
             <w:pPr>
-              <w:spacing w:after="50"/>
-            </w:pPr>
-            <w:r>
-              <w:rPr>
-                <w:rFonts w:ascii="Arial" w:cs="Arial" w:eastAsia="Arial" w:hAnsi="Arial"/>
-                <w:b w:val="false"/>
-                <w:bCs w:val="false"/>
-                <w:i w:val="false"/>
-                <w:iCs w:val="false"/>
-                <w:sz w:val="16"/>
-                <w:szCs w:val="16"/>
-              </w:rPr>
-              <w:t xml:space="preserve">................................................................................................................</w:t>
-            </w:r>
-          </w:p>
-          <w:p>
-            <w:pPr>
-              <w:spacing w:after="50"/>
-            </w:pPr>
-            <w:r>
-              <w:rPr>
-                <w:rFonts w:ascii="Arial" w:cs="Arial" w:eastAsia="Arial" w:hAnsi="Arial"/>
-                <w:b w:val="false"/>
-                <w:bCs w:val="false"/>
-                <w:i w:val="false"/>
-                <w:iCs w:val="false"/>
-                <w:sz w:val="16"/>
-                <w:szCs w:val="16"/>
-              </w:rPr>
-              <w:t xml:space="preserve">................................................................................................................</w:t>
-            </w:r>
-          </w:p>
-          <w:p>
-            <w:pPr>
-              <w:spacing w:after="50"/>
-            </w:pPr>
-            <w:r>
-              <w:rPr>
-                <w:rFonts w:ascii="Arial" w:cs="Arial" w:eastAsia="Arial" w:hAnsi="Arial"/>
-                <w:b w:val="false"/>
-                <w:bCs w:val="false"/>
-                <w:i w:val="false"/>
-                <w:iCs w:val="false"/>
-                <w:sz w:val="16"/>
-                <w:szCs w:val="16"/>
-              </w:rPr>
-              <w:t xml:space="preserve">................................................................................................................</w:t>
+              <w:spacing w:after="80"/>
+            </w:pPr>
+            <w:r>
+              <w:rPr>
+                <w:rFonts w:ascii="Arial" w:cs="Arial" w:eastAsia="Arial" w:hAnsi="Arial"/>
+                <w:b w:val="false"/>
+                <w:bCs w:val="false"/>
+                <w:i w:val="false"/>
+                <w:iCs w:val="false"/>
+                <w:sz w:val="24"/>
+                <w:szCs w:val="24"/>
+              </w:rPr>
+              <w:t xml:space="preserve">.........................................................................</w:t>
+            </w:r>
+          </w:p>
+          <w:p>
+            <w:pPr>
+              <w:spacing w:after="80"/>
+            </w:pPr>
+            <w:r>
+              <w:rPr>
+                <w:rFonts w:ascii="Arial" w:cs="Arial" w:eastAsia="Arial" w:hAnsi="Arial"/>
+                <w:b w:val="false"/>
+                <w:bCs w:val="false"/>
+                <w:i w:val="false"/>
+                <w:iCs w:val="false"/>
+                <w:sz w:val="24"/>
+                <w:szCs w:val="24"/>
+              </w:rPr>
+              <w:t xml:space="preserve">.........................................................................</w:t>
+            </w:r>
+          </w:p>
+          <w:p>
+            <w:pPr>
+              <w:spacing w:after="80"/>
+            </w:pPr>
+            <w:r>
+              <w:rPr>
+                <w:rFonts w:ascii="Arial" w:cs="Arial" w:eastAsia="Arial" w:hAnsi="Arial"/>
+                <w:b w:val="false"/>
+                <w:bCs w:val="false"/>
+                <w:i w:val="false"/>
+                <w:iCs w:val="false"/>
+                <w:sz w:val="24"/>
+                <w:szCs w:val="24"/>
+              </w:rPr>
+              <w:t xml:space="preserve">.........................................................................</w:t>
             </w:r>
           </w:p>
         </w:tc>
@@ -796,12 +796,12 @@
     </w:tbl>
     <w:p>
       <w:pPr>
-        <w:spacing w:after="50"/>
+        <w:spacing w:after="80"/>
       </w:pPr>
     </w:p>
     <w:p>
       <w:pPr>
-        <w:spacing w:after="60"/>
+        <w:spacing w:after="96"/>
       </w:pPr>
       <w:r>
         <w:rPr>
@@ -810,8 +810,8 @@
           <w:bCs/>
           <w:i w:val="false"/>
           <w:iCs w:val="false"/>
-          <w:sz w:val="18"/>
-          <w:szCs w:val="18"/>
+          <w:sz w:val="26"/>
+          <w:szCs w:val="26"/>
         </w:rPr>
         <w:t xml:space="preserve">➤ </w:t>
       </w:r>
@@ -822,15 +822,15 @@
           <w:bCs w:val="false"/>
           <w:i w:val="false"/>
           <w:iCs w:val="false"/>
-          <w:sz w:val="18"/>
-          <w:szCs w:val="18"/>
+          <w:sz w:val="26"/>
+          <w:szCs w:val="26"/>
         </w:rPr>
         <w:t xml:space="preserve">Range chaque étiquette dans la bonne famille. La liste est mélangée !</w:t>
       </w:r>
     </w:p>
     <w:p>
       <w:pPr>
-        <w:spacing w:after="60"/>
+        <w:spacing w:after="96"/>
       </w:pPr>
       <w:r>
         <w:rPr>
@@ -839,8 +839,8 @@
           <w:bCs w:val="false"/>
           <w:i/>
           <w:iCs/>
-          <w:sz w:val="16"/>
-          <w:szCs w:val="16"/>
+          <w:sz w:val="24"/>
+          <w:szCs w:val="24"/>
         </w:rPr>
         <w:t xml:space="preserve">Étiquettes : Chrome — Android — Qwant — Windows — Firefox — Google Search — iOS — Edge — Ecosia</w:t>
       </w:r>
@@ -891,8 +891,8 @@
                 <w:bCs/>
                 <w:i w:val="false"/>
                 <w:iCs w:val="false"/>
-                <w:sz w:val="16"/>
-                <w:szCs w:val="16"/>
+                <w:sz w:val="24"/>
+                <w:szCs w:val="24"/>
               </w:rPr>
               <w:t xml:space="preserve">Famille</w:t>
             </w:r>
@@ -927,8 +927,8 @@
                 <w:bCs/>
                 <w:i w:val="false"/>
                 <w:iCs w:val="false"/>
-                <w:sz w:val="16"/>
-                <w:szCs w:val="16"/>
+                <w:sz w:val="24"/>
+                <w:szCs w:val="24"/>
               </w:rPr>
               <w:t xml:space="preserve">Étiquettes</w:t>
             </w:r>
@@ -964,8 +964,8 @@
                 <w:bCs w:val="false"/>
                 <w:i w:val="false"/>
                 <w:iCs w:val="false"/>
-                <w:sz w:val="16"/>
-                <w:szCs w:val="16"/>
+                <w:sz w:val="24"/>
+                <w:szCs w:val="24"/>
               </w:rPr>
               <w:t xml:space="preserve">Système d'exploitation (OS)</w:t>
             </w:r>
@@ -999,10 +999,10 @@
                 <w:bCs w:val="false"/>
                 <w:i w:val="false"/>
                 <w:iCs w:val="false"/>
-                <w:sz w:val="16"/>
-                <w:szCs w:val="16"/>
-              </w:rPr>
-              <w:t xml:space="preserve">...............................................................................................</w:t>
+                <w:sz w:val="24"/>
+                <w:szCs w:val="24"/>
+              </w:rPr>
+              <w:t xml:space="preserve">.............................................................</w:t>
             </w:r>
           </w:p>
         </w:tc>
@@ -1036,8 +1036,8 @@
                 <w:bCs w:val="false"/>
                 <w:i w:val="false"/>
                 <w:iCs w:val="false"/>
-                <w:sz w:val="16"/>
-                <w:szCs w:val="16"/>
+                <w:sz w:val="24"/>
+                <w:szCs w:val="24"/>
               </w:rPr>
               <w:t xml:space="preserve">Navigateur</w:t>
             </w:r>
@@ -1071,10 +1071,10 @@
                 <w:bCs w:val="false"/>
                 <w:i w:val="false"/>
                 <w:iCs w:val="false"/>
-                <w:sz w:val="16"/>
-                <w:szCs w:val="16"/>
-              </w:rPr>
-              <w:t xml:space="preserve">...............................................................................................</w:t>
+                <w:sz w:val="24"/>
+                <w:szCs w:val="24"/>
+              </w:rPr>
+              <w:t xml:space="preserve">.............................................................</w:t>
             </w:r>
           </w:p>
         </w:tc>
@@ -1108,8 +1108,8 @@
                 <w:bCs w:val="false"/>
                 <w:i w:val="false"/>
                 <w:iCs w:val="false"/>
-                <w:sz w:val="16"/>
-                <w:szCs w:val="16"/>
+                <w:sz w:val="24"/>
+                <w:szCs w:val="24"/>
               </w:rPr>
               <w:t xml:space="preserve">Moteur de recherche</w:t>
             </w:r>
@@ -1143,10 +1143,10 @@
                 <w:bCs w:val="false"/>
                 <w:i w:val="false"/>
                 <w:iCs w:val="false"/>
-                <w:sz w:val="16"/>
-                <w:szCs w:val="16"/>
-              </w:rPr>
-              <w:t xml:space="preserve">...............................................................................................</w:t>
+                <w:sz w:val="24"/>
+                <w:szCs w:val="24"/>
+              </w:rPr>
+              <w:t xml:space="preserve">.............................................................</w:t>
             </w:r>
           </w:p>
         </w:tc>
@@ -1154,7 +1154,7 @@
     </w:tbl>
     <w:p>
       <w:pPr>
-        <w:spacing w:after="60"/>
+        <w:spacing w:after="96"/>
       </w:pPr>
     </w:p>
     <w:tbl>
@@ -1202,8 +1202,8 @@
                 <w:bCs/>
                 <w:i w:val="false"/>
                 <w:iCs w:val="false"/>
-                <w:sz w:val="20"/>
-                <w:szCs w:val="20"/>
+                <w:sz w:val="28"/>
+                <w:szCs w:val="28"/>
               </w:rPr>
               <w:t xml:space="preserve">PARTIE 2 — Décrire un logiciel avec des descripteurs</w:t>
             </w:r>
@@ -1213,12 +1213,12 @@
     </w:tbl>
     <w:p>
       <w:pPr>
-        <w:spacing w:after="40"/>
+        <w:spacing w:after="64"/>
       </w:pPr>
     </w:p>
     <w:p>
       <w:pPr>
-        <w:spacing w:after="60"/>
+        <w:spacing w:after="96"/>
       </w:pPr>
       <w:r>
         <w:rPr>
@@ -1227,8 +1227,8 @@
           <w:bCs/>
           <w:i w:val="false"/>
           <w:iCs w:val="false"/>
-          <w:sz w:val="18"/>
-          <w:szCs w:val="18"/>
+          <w:sz w:val="26"/>
+          <w:szCs w:val="26"/>
         </w:rPr>
         <w:t xml:space="preserve">➤ </w:t>
       </w:r>
@@ -1239,8 +1239,8 @@
           <w:bCs w:val="false"/>
           <w:i w:val="false"/>
           <w:iCs w:val="false"/>
-          <w:sz w:val="18"/>
-          <w:szCs w:val="18"/>
+          <w:sz w:val="26"/>
+          <w:szCs w:val="26"/>
         </w:rPr>
         <w:t xml:space="preserve">En informatique, on décrit les objets d'une collection avec des descripteurs. Complète la collection « logiciels » (une ligne est déjà remplie).</w:t>
       </w:r>
@@ -1291,8 +1291,8 @@
                 <w:bCs/>
                 <w:i w:val="false"/>
                 <w:iCs w:val="false"/>
-                <w:sz w:val="16"/>
-                <w:szCs w:val="16"/>
+                <w:sz w:val="24"/>
+                <w:szCs w:val="24"/>
               </w:rPr>
               <w:t xml:space="preserve">Objet</w:t>
             </w:r>
@@ -1327,8 +1327,8 @@
                 <w:bCs/>
                 <w:i w:val="false"/>
                 <w:iCs w:val="false"/>
-                <w:sz w:val="16"/>
-                <w:szCs w:val="16"/>
+                <w:sz w:val="24"/>
+                <w:szCs w:val="24"/>
               </w:rPr>
               <w:t xml:space="preserve">Descripteurs (famille · éditeur · gratuit ?)</w:t>
             </w:r>
@@ -1364,8 +1364,8 @@
                 <w:bCs w:val="false"/>
                 <w:i w:val="false"/>
                 <w:iCs w:val="false"/>
-                <w:sz w:val="16"/>
-                <w:szCs w:val="16"/>
+                <w:sz w:val="24"/>
+                <w:szCs w:val="24"/>
               </w:rPr>
               <w:t xml:space="preserve">Nom : Firefox</w:t>
             </w:r>
@@ -1399,8 +1399,8 @@
                 <w:bCs w:val="false"/>
                 <w:i w:val="false"/>
                 <w:iCs w:val="false"/>
-                <w:sz w:val="16"/>
-                <w:szCs w:val="16"/>
+                <w:sz w:val="24"/>
+                <w:szCs w:val="24"/>
               </w:rPr>
               <w:t xml:space="preserve">Famille : navigateur | Éditeur : Mozilla | Gratuit : oui</w:t>
             </w:r>
@@ -1436,10 +1436,10 @@
                 <w:bCs w:val="false"/>
                 <w:i w:val="false"/>
                 <w:iCs w:val="false"/>
-                <w:sz w:val="16"/>
-                <w:szCs w:val="16"/>
-              </w:rPr>
-              <w:t xml:space="preserve">Nom : ........................</w:t>
+                <w:sz w:val="24"/>
+                <w:szCs w:val="24"/>
+              </w:rPr>
+              <w:t xml:space="preserve">Nom : ...........</w:t>
             </w:r>
           </w:p>
         </w:tc>
@@ -1471,10 +1471,10 @@
                 <w:bCs w:val="false"/>
                 <w:i w:val="false"/>
                 <w:iCs w:val="false"/>
-                <w:sz w:val="16"/>
-                <w:szCs w:val="16"/>
-              </w:rPr>
-              <w:t xml:space="preserve">Famille : .................... | Éditeur : .................... | Gratuit : ......</w:t>
+                <w:sz w:val="24"/>
+                <w:szCs w:val="24"/>
+              </w:rPr>
+              <w:t xml:space="preserve">Famille : ........ | Éditeur : ........ | Gratuit : ......</w:t>
             </w:r>
           </w:p>
         </w:tc>
@@ -1508,10 +1508,10 @@
                 <w:bCs w:val="false"/>
                 <w:i w:val="false"/>
                 <w:iCs w:val="false"/>
-                <w:sz w:val="16"/>
-                <w:szCs w:val="16"/>
-              </w:rPr>
-              <w:t xml:space="preserve">Nom : ........................</w:t>
+                <w:sz w:val="24"/>
+                <w:szCs w:val="24"/>
+              </w:rPr>
+              <w:t xml:space="preserve">Nom : ...........</w:t>
             </w:r>
           </w:p>
         </w:tc>
@@ -1543,10 +1543,10 @@
                 <w:bCs w:val="false"/>
                 <w:i w:val="false"/>
                 <w:iCs w:val="false"/>
-                <w:sz w:val="16"/>
-                <w:szCs w:val="16"/>
-              </w:rPr>
-              <w:t xml:space="preserve">Famille : .................... | Éditeur : .................... | Gratuit : ......</w:t>
+                <w:sz w:val="24"/>
+                <w:szCs w:val="24"/>
+              </w:rPr>
+              <w:t xml:space="preserve">Famille : ........ | Éditeur : ........ | Gratuit : ......</w:t>
             </w:r>
           </w:p>
         </w:tc>
@@ -1554,7 +1554,7 @@
     </w:tbl>
     <w:p>
       <w:pPr>
-        <w:spacing w:after="60"/>
+        <w:spacing w:after="96"/>
       </w:pPr>
     </w:p>
     <w:tbl>
@@ -1602,8 +1602,8 @@
                 <w:bCs/>
                 <w:i w:val="false"/>
                 <w:iCs w:val="false"/>
-                <w:sz w:val="20"/>
-                <w:szCs w:val="20"/>
+                <w:sz w:val="28"/>
+                <w:szCs w:val="28"/>
               </w:rPr>
               <w:t xml:space="preserve">PARTIE 3 — L'enquête GAFAM  (document projeté)</w:t>
             </w:r>
@@ -1613,12 +1613,12 @@
     </w:tbl>
     <w:p>
       <w:pPr>
-        <w:spacing w:after="40"/>
+        <w:spacing w:after="64"/>
       </w:pPr>
     </w:p>
     <w:p>
       <w:pPr>
-        <w:spacing w:after="60"/>
+        <w:spacing w:after="96"/>
       </w:pPr>
       <w:r>
         <w:rPr>
@@ -1627,8 +1627,8 @@
           <w:bCs/>
           <w:i w:val="false"/>
           <w:iCs w:val="false"/>
-          <w:sz w:val="18"/>
-          <w:szCs w:val="18"/>
+          <w:sz w:val="26"/>
+          <w:szCs w:val="26"/>
         </w:rPr>
         <w:t xml:space="preserve">➤ </w:t>
       </w:r>
@@ -1639,8 +1639,8 @@
           <w:bCs w:val="false"/>
           <w:i w:val="false"/>
           <w:iCs w:val="false"/>
-          <w:sz w:val="18"/>
-          <w:szCs w:val="18"/>
+          <w:sz w:val="26"/>
+          <w:szCs w:val="26"/>
         </w:rPr>
         <w:t xml:space="preserve">À l'aide du document projeté, relie chaque service à son entreprise, puis réponds à la question d'enquêteur.</w:t>
       </w:r>
@@ -1691,8 +1691,8 @@
                 <w:bCs/>
                 <w:i w:val="false"/>
                 <w:iCs w:val="false"/>
-                <w:sz w:val="16"/>
-                <w:szCs w:val="16"/>
+                <w:sz w:val="24"/>
+                <w:szCs w:val="24"/>
               </w:rPr>
               <w:t xml:space="preserve">Service → Entreprise</w:t>
             </w:r>
@@ -1727,8 +1727,8 @@
                 <w:bCs/>
                 <w:i w:val="false"/>
                 <w:iCs w:val="false"/>
-                <w:sz w:val="16"/>
-                <w:szCs w:val="16"/>
+                <w:sz w:val="24"/>
+                <w:szCs w:val="24"/>
               </w:rPr>
               <w:t xml:space="preserve">Service → Entreprise</w:t>
             </w:r>
@@ -1764,10 +1764,10 @@
                 <w:bCs w:val="false"/>
                 <w:i w:val="false"/>
                 <w:iCs w:val="false"/>
-                <w:sz w:val="16"/>
-                <w:szCs w:val="16"/>
-              </w:rPr>
-              <w:t xml:space="preserve">YouTube  →  ......................</w:t>
+                <w:sz w:val="24"/>
+                <w:szCs w:val="24"/>
+              </w:rPr>
+              <w:t xml:space="preserve">YouTube  →  ..........</w:t>
             </w:r>
           </w:p>
         </w:tc>
@@ -1799,10 +1799,10 @@
                 <w:bCs w:val="false"/>
                 <w:i w:val="false"/>
                 <w:iCs w:val="false"/>
-                <w:sz w:val="16"/>
-                <w:szCs w:val="16"/>
-              </w:rPr>
-              <w:t xml:space="preserve">WhatsApp / Instagram  →  ......................</w:t>
+                <w:sz w:val="24"/>
+                <w:szCs w:val="24"/>
+              </w:rPr>
+              <w:t xml:space="preserve">WhatsApp / Instagram  →  ..........</w:t>
             </w:r>
           </w:p>
         </w:tc>
@@ -1836,10 +1836,10 @@
                 <w:bCs w:val="false"/>
                 <w:i w:val="false"/>
                 <w:iCs w:val="false"/>
-                <w:sz w:val="16"/>
-                <w:szCs w:val="16"/>
-              </w:rPr>
-              <w:t xml:space="preserve">Windows  →  ......................</w:t>
+                <w:sz w:val="24"/>
+                <w:szCs w:val="24"/>
+              </w:rPr>
+              <w:t xml:space="preserve">Windows  →  ..........</w:t>
             </w:r>
           </w:p>
         </w:tc>
@@ -1871,10 +1871,10 @@
                 <w:bCs w:val="false"/>
                 <w:i w:val="false"/>
                 <w:iCs w:val="false"/>
-                <w:sz w:val="16"/>
-                <w:szCs w:val="16"/>
-              </w:rPr>
-              <w:t xml:space="preserve">iPhone / iOS  →  ......................</w:t>
+                <w:sz w:val="24"/>
+                <w:szCs w:val="24"/>
+              </w:rPr>
+              <w:t xml:space="preserve">iPhone / iOS  →  ..........</w:t>
             </w:r>
           </w:p>
         </w:tc>
@@ -1908,10 +1908,10 @@
                 <w:bCs w:val="false"/>
                 <w:i w:val="false"/>
                 <w:iCs w:val="false"/>
-                <w:sz w:val="16"/>
-                <w:szCs w:val="16"/>
-              </w:rPr>
-              <w:t xml:space="preserve">Recherche Google  →  ......................</w:t>
+                <w:sz w:val="24"/>
+                <w:szCs w:val="24"/>
+              </w:rPr>
+              <w:t xml:space="preserve">Recherche Google  →  ..........</w:t>
             </w:r>
           </w:p>
         </w:tc>
@@ -1943,10 +1943,10 @@
                 <w:bCs w:val="false"/>
                 <w:i w:val="false"/>
                 <w:iCs w:val="false"/>
-                <w:sz w:val="16"/>
-                <w:szCs w:val="16"/>
-              </w:rPr>
-              <w:t xml:space="preserve">Amazon.fr  →  ......................</w:t>
+                <w:sz w:val="24"/>
+                <w:szCs w:val="24"/>
+              </w:rPr>
+              <w:t xml:space="preserve">Amazon.fr  →  ..........</w:t>
             </w:r>
           </w:p>
         </w:tc>
@@ -1954,7 +1954,7 @@
     </w:tbl>
     <w:p>
       <w:pPr>
-        <w:spacing w:after="30" w:before="60"/>
+        <w:spacing w:after="48" w:before="60"/>
       </w:pPr>
       <w:r>
         <w:rPr>
@@ -1963,15 +1963,15 @@
           <w:bCs/>
           <w:i w:val="false"/>
           <w:iCs w:val="false"/>
-          <w:sz w:val="16"/>
-          <w:szCs w:val="16"/>
+          <w:sz w:val="24"/>
+          <w:szCs w:val="24"/>
         </w:rPr>
         <w:t xml:space="preserve">Question d'enquêteur : ces services sont « gratuits ». Avec quoi ces entreprises gagnent-elles alors des milliards ?</w:t>
       </w:r>
     </w:p>
     <w:p>
       <w:pPr>
-        <w:spacing w:after="60"/>
+        <w:spacing w:after="96"/>
       </w:pPr>
       <w:r>
         <w:rPr>
@@ -1980,15 +1980,15 @@
           <w:bCs w:val="false"/>
           <w:i w:val="false"/>
           <w:iCs w:val="false"/>
-          <w:sz w:val="16"/>
-          <w:szCs w:val="16"/>
+          <w:sz w:val="24"/>
+          <w:szCs w:val="24"/>
         </w:rPr>
-        <w:t xml:space="preserve">......................................................................................................................</w:t>
+        <w:t xml:space="preserve">.............................................................................</w:t>
       </w:r>
     </w:p>
     <w:p>
       <w:pPr>
-        <w:spacing w:after="60"/>
+        <w:spacing w:after="96"/>
       </w:pPr>
       <w:r>
         <w:rPr>
@@ -1997,15 +1997,15 @@
           <w:bCs w:val="false"/>
           <w:i w:val="false"/>
           <w:iCs w:val="false"/>
-          <w:sz w:val="16"/>
-          <w:szCs w:val="16"/>
+          <w:sz w:val="24"/>
+          <w:szCs w:val="24"/>
         </w:rPr>
-        <w:t xml:space="preserve">......................................................................................................................</w:t>
+        <w:t xml:space="preserve">.............................................................................</w:t>
       </w:r>
     </w:p>
     <w:p>
       <w:pPr>
-        <w:spacing w:after="30"/>
+        <w:spacing w:after="48"/>
       </w:pPr>
     </w:p>
     <w:tbl>
@@ -2044,7 +2044,7 @@
           </w:tcPr>
           <w:p>
             <w:pPr>
-              <w:spacing w:after="60"/>
+              <w:spacing w:after="96"/>
             </w:pPr>
             <w:r>
               <w:rPr>
@@ -2053,44 +2053,44 @@
                 <w:bCs/>
                 <w:i w:val="false"/>
                 <w:iCs w:val="false"/>
-                <w:sz w:val="20"/>
-                <w:szCs w:val="20"/>
+                <w:sz w:val="28"/>
+                <w:szCs w:val="28"/>
               </w:rPr>
               <w:t xml:space="preserve">BILAN — Ce que je retiens</w:t>
             </w:r>
           </w:p>
           <w:p>
             <w:pPr>
-              <w:spacing w:after="60"/>
-            </w:pPr>
-            <w:r>
-              <w:rPr>
-                <w:rFonts w:ascii="Arial" w:cs="Arial" w:eastAsia="Arial" w:hAnsi="Arial"/>
-                <w:b w:val="false"/>
-                <w:bCs w:val="false"/>
-                <w:i w:val="false"/>
-                <w:iCs w:val="false"/>
-                <w:sz w:val="18"/>
-                <w:szCs w:val="18"/>
-              </w:rPr>
-              <w:t xml:space="preserve">Le ...................................... fait fonctionner l'appareil, le navigateur affiche les pages, le moteur ...................................... des pages.</w:t>
-            </w:r>
-          </w:p>
-          <w:p>
-            <w:pPr>
-              <w:spacing w:after="60"/>
-            </w:pPr>
-            <w:r>
-              <w:rPr>
-                <w:rFonts w:ascii="Arial" w:cs="Arial" w:eastAsia="Arial" w:hAnsi="Arial"/>
-                <w:b w:val="false"/>
-                <w:bCs w:val="false"/>
-                <w:i w:val="false"/>
-                <w:iCs w:val="false"/>
-                <w:sz w:val="18"/>
-                <w:szCs w:val="18"/>
-              </w:rPr>
-              <w:t xml:space="preserve">Quand un service est gratuit, l'entreprise gagne de l'argent grâce à mes ...................................... et à la publicité.</w:t>
+              <w:spacing w:after="96"/>
+            </w:pPr>
+            <w:r>
+              <w:rPr>
+                <w:rFonts w:ascii="Arial" w:cs="Arial" w:eastAsia="Arial" w:hAnsi="Arial"/>
+                <w:b w:val="false"/>
+                <w:bCs w:val="false"/>
+                <w:i w:val="false"/>
+                <w:iCs w:val="false"/>
+                <w:sz w:val="26"/>
+                <w:szCs w:val="26"/>
+              </w:rPr>
+              <w:t xml:space="preserve">Le ..................... fait fonctionner l'appareil, le navigateur affiche les pages, le moteur ..................... des pages.</w:t>
+            </w:r>
+          </w:p>
+          <w:p>
+            <w:pPr>
+              <w:spacing w:after="96"/>
+            </w:pPr>
+            <w:r>
+              <w:rPr>
+                <w:rFonts w:ascii="Arial" w:cs="Arial" w:eastAsia="Arial" w:hAnsi="Arial"/>
+                <w:b w:val="false"/>
+                <w:bCs w:val="false"/>
+                <w:i w:val="false"/>
+                <w:iCs w:val="false"/>
+                <w:sz w:val="26"/>
+                <w:szCs w:val="26"/>
+              </w:rPr>
+              <w:t xml:space="preserve">Quand un service est gratuit, l'entreprise gagne de l'argent grâce à mes ..................... et à la publicité.</w:t>
             </w:r>
           </w:p>
         </w:tc>
@@ -2108,8 +2108,8 @@
           <w:bCs w:val="false"/>
           <w:i/>
           <w:iCs/>
-          <w:sz w:val="16"/>
-          <w:szCs w:val="16"/>
+          <w:sz w:val="24"/>
+          <w:szCs w:val="24"/>
         </w:rPr>
         <w:t xml:space="preserve">« Si c'est gratuit, c'est peut-être toi le produit. » — adage du numérique</w:t>
       </w:r>
@@ -2262,8 +2262,8 @@
     <w:rPrDefault>
       <w:rPr>
         <w:rFonts w:ascii="Arial" w:cs="Arial" w:eastAsia="Arial" w:hAnsi="Arial"/>
-        <w:sz w:val="18"/>
-        <w:szCs w:val="18"/>
+        <w:sz w:val="24"/>
+        <w:szCs w:val="24"/>
       </w:rPr>
     </w:rPrDefault>
     <w:pPrDefault/>

--- a/public/2026/seq03/FICHE_S3-A03_LogicielsGAFAM_5eme.docx
+++ b/public/2026/seq03/FICHE_S3-A03_LogicielsGAFAM_5eme.docx
@@ -21,6 +21,9 @@
         <w:gridCol w:w="1200"/>
       </w:tblGrid>
       <w:tr>
+        <w:trPr>
+          <w:cantSplit/>
+        </w:trPr>
         <w:tc>
           <w:tcPr>
             <w:tcW w:type="dxa" w:w="1266"/>
@@ -210,6 +213,32 @@
               <w:t xml:space="preserve">ACTIVITÉ N°03</w:t>
             </w:r>
           </w:p>
+          <w:p>
+            <w:pPr>
+              <w:spacing w:after="0"/>
+            </w:pPr>
+            <w:r>
+              <w:rPr>
+                <w:rFonts w:ascii="Arial" w:cs="Arial" w:eastAsia="Arial" w:hAnsi="Arial"/>
+                <w:sz w:val="14"/>
+                <w:szCs w:val="14"/>
+              </w:rPr>
+              <w:t xml:space="preserve">NOM : ..............................</w:t>
+            </w:r>
+          </w:p>
+          <w:p>
+            <w:pPr>
+              <w:spacing w:after="0"/>
+            </w:pPr>
+            <w:r>
+              <w:rPr>
+                <w:rFonts w:ascii="Arial" w:cs="Arial" w:eastAsia="Arial" w:hAnsi="Arial"/>
+                <w:sz w:val="14"/>
+                <w:szCs w:val="14"/>
+              </w:rPr>
+              <w:t xml:space="preserve">PRÉNOM : .........................</w:t>
+            </w:r>
+          </w:p>
         </w:tc>
         <w:tc>
           <w:tcPr>
@@ -295,32 +324,36 @@
         </w:tblBorders>
       </w:tblPr>
       <w:tblGrid>
-        <w:gridCol w:w="2840"/>
-        <w:gridCol w:w="2840"/>
-        <w:gridCol w:w="1640"/>
-        <w:gridCol w:w="2040"/>
+        <w:gridCol w:w="9360"/>
       </w:tblGrid>
       <w:tr>
-        <w:tc>
-          <w:tcPr>
-            <w:tcW w:type="dxa" w:w="2840"/>
-            <w:tcBorders>
-              <w:top w:val="single" w:color="000000" w:sz="6"/>
-              <w:left w:val="single" w:color="000000" w:sz="6"/>
-              <w:bottom w:val="single" w:color="000000" w:sz="6"/>
-              <w:right w:val="single" w:color="000000" w:sz="6"/>
-            </w:tcBorders>
-            <w:tcMar>
-              <w:top w:type="dxa" w:w="40"/>
-              <w:left w:type="dxa" w:w="80"/>
-              <w:bottom w:type="dxa" w:w="40"/>
-              <w:right w:type="dxa" w:w="80"/>
-            </w:tcMar>
-            <w:vAlign w:val="center"/>
-          </w:tcPr>
-          <w:p>
-            <w:pPr>
-              <w:spacing w:after="0"/>
+        <w:trPr>
+          <w:cantSplit/>
+        </w:trPr>
+        <w:tc>
+          <w:tcPr>
+            <w:tcW w:type="dxa" w:w="9360"/>
+            <w:tcBorders>
+              <w:top w:val="single" w:color="000000" w:sz="6"/>
+              <w:left w:val="single" w:color="000000" w:sz="6"/>
+              <w:bottom w:val="single" w:color="000000" w:sz="6"/>
+              <w:right w:val="single" w:color="000000" w:sz="6"/>
+            </w:tcBorders>
+            <w:shd w:fill="D9D9D9" w:val="clear"/>
+            <w:tcMar>
+              <w:top w:type="dxa" w:w="40"/>
+              <w:left w:type="dxa" w:w="80"/>
+              <w:bottom w:type="dxa" w:w="40"/>
+              <w:right w:type="dxa" w:w="80"/>
+            </w:tcMar>
+            <w:vAlign w:val="center"/>
+          </w:tcPr>
+          <w:p>
+            <w:pPr>
+              <w:keepNext/>
+              <w:keepLines/>
+              <w:spacing w:after="0"/>
+              <w:jc w:val="center"/>
             </w:pPr>
             <w:r>
               <w:rPr>
@@ -329,163 +362,10 @@
                 <w:bCs/>
                 <w:i w:val="false"/>
                 <w:iCs w:val="false"/>
-                <w:sz w:val="24"/>
-                <w:szCs w:val="24"/>
-              </w:rPr>
-              <w:t xml:space="preserve">Nom : </w:t>
-            </w:r>
-            <w:r>
-              <w:rPr>
-                <w:rFonts w:ascii="Arial" w:cs="Arial" w:eastAsia="Arial" w:hAnsi="Arial"/>
-                <w:b w:val="false"/>
-                <w:bCs w:val="false"/>
-                <w:i w:val="false"/>
-                <w:iCs w:val="false"/>
-                <w:sz w:val="24"/>
-                <w:szCs w:val="24"/>
-              </w:rPr>
-              <w:t xml:space="preserve">...................</w:t>
-            </w:r>
-          </w:p>
-        </w:tc>
-        <w:tc>
-          <w:tcPr>
-            <w:tcW w:type="dxa" w:w="2840"/>
-            <w:tcBorders>
-              <w:top w:val="single" w:color="000000" w:sz="6"/>
-              <w:left w:val="single" w:color="000000" w:sz="6"/>
-              <w:bottom w:val="single" w:color="000000" w:sz="6"/>
-              <w:right w:val="single" w:color="000000" w:sz="6"/>
-            </w:tcBorders>
-            <w:tcMar>
-              <w:top w:type="dxa" w:w="40"/>
-              <w:left w:type="dxa" w:w="80"/>
-              <w:bottom w:type="dxa" w:w="40"/>
-              <w:right w:type="dxa" w:w="80"/>
-            </w:tcMar>
-            <w:vAlign w:val="center"/>
-          </w:tcPr>
-          <w:p>
-            <w:pPr>
-              <w:spacing w:after="0"/>
-            </w:pPr>
-            <w:r>
-              <w:rPr>
-                <w:rFonts w:ascii="Arial" w:cs="Arial" w:eastAsia="Arial" w:hAnsi="Arial"/>
-                <w:b/>
-                <w:bCs/>
-                <w:i w:val="false"/>
-                <w:iCs w:val="false"/>
-                <w:sz w:val="24"/>
-                <w:szCs w:val="24"/>
-              </w:rPr>
-              <w:t xml:space="preserve">Prénom : </w:t>
-            </w:r>
-            <w:r>
-              <w:rPr>
-                <w:rFonts w:ascii="Arial" w:cs="Arial" w:eastAsia="Arial" w:hAnsi="Arial"/>
-                <w:b w:val="false"/>
-                <w:bCs w:val="false"/>
-                <w:i w:val="false"/>
-                <w:iCs w:val="false"/>
-                <w:sz w:val="24"/>
-                <w:szCs w:val="24"/>
-              </w:rPr>
-              <w:t xml:space="preserve">................</w:t>
-            </w:r>
-          </w:p>
-        </w:tc>
-        <w:tc>
-          <w:tcPr>
-            <w:tcW w:type="dxa" w:w="1640"/>
-            <w:tcBorders>
-              <w:top w:val="single" w:color="000000" w:sz="6"/>
-              <w:left w:val="single" w:color="000000" w:sz="6"/>
-              <w:bottom w:val="single" w:color="000000" w:sz="6"/>
-              <w:right w:val="single" w:color="000000" w:sz="6"/>
-            </w:tcBorders>
-            <w:tcMar>
-              <w:top w:type="dxa" w:w="40"/>
-              <w:left w:type="dxa" w:w="80"/>
-              <w:bottom w:type="dxa" w:w="40"/>
-              <w:right w:type="dxa" w:w="80"/>
-            </w:tcMar>
-            <w:vAlign w:val="center"/>
-          </w:tcPr>
-          <w:p>
-            <w:pPr>
-              <w:spacing w:after="0"/>
-            </w:pPr>
-            <w:r>
-              <w:rPr>
-                <w:rFonts w:ascii="Arial" w:cs="Arial" w:eastAsia="Arial" w:hAnsi="Arial"/>
-                <w:b/>
-                <w:bCs/>
-                <w:i w:val="false"/>
-                <w:iCs w:val="false"/>
-                <w:sz w:val="24"/>
-                <w:szCs w:val="24"/>
-              </w:rPr>
-              <w:t xml:space="preserve">Classe : </w:t>
-            </w:r>
-            <w:r>
-              <w:rPr>
-                <w:rFonts w:ascii="Arial" w:cs="Arial" w:eastAsia="Arial" w:hAnsi="Arial"/>
-                <w:b w:val="false"/>
-                <w:bCs w:val="false"/>
-                <w:i w:val="false"/>
-                <w:iCs w:val="false"/>
-                <w:sz w:val="24"/>
-                <w:szCs w:val="24"/>
-              </w:rPr>
-              <w:t xml:space="preserve">......</w:t>
-            </w:r>
-          </w:p>
-        </w:tc>
-        <w:tc>
-          <w:tcPr>
-            <w:tcW w:type="dxa" w:w="2040"/>
-            <w:tcBorders>
-              <w:top w:val="single" w:color="000000" w:sz="6"/>
-              <w:left w:val="single" w:color="000000" w:sz="6"/>
-              <w:bottom w:val="single" w:color="000000" w:sz="6"/>
-              <w:right w:val="single" w:color="000000" w:sz="6"/>
-            </w:tcBorders>
-            <w:tcMar>
-              <w:top w:type="dxa" w:w="40"/>
-              <w:left w:type="dxa" w:w="80"/>
-              <w:bottom w:type="dxa" w:w="40"/>
-              <w:right w:type="dxa" w:w="80"/>
-            </w:tcMar>
-            <w:vAlign w:val="center"/>
-          </w:tcPr>
-          <w:p>
-            <w:pPr>
-              <w:spacing w:after="0"/>
-            </w:pPr>
-            <w:r>
-              <w:rPr>
-                <w:rFonts w:ascii="Arial" w:cs="Arial" w:eastAsia="Arial" w:hAnsi="Arial"/>
-                <w:b/>
-                <w:bCs/>
-                <w:i w:val="false"/>
-                <w:iCs w:val="false"/>
-                <w:sz w:val="24"/>
-                <w:szCs w:val="24"/>
-              </w:rPr>
-              <w:t xml:space="preserve">Maison : </w:t>
-            </w:r>
-            <w:r>
-              <w:rPr>
-                <w:rFonts w:ascii="Arial" w:cs="Arial" w:eastAsia="Arial" w:hAnsi="Arial"/>
-                <w:b w:val="false"/>
-                <w:bCs w:val="false"/>
-                <w:i w:val="false"/>
-                <w:iCs w:val="false"/>
-                <w:sz w:val="24"/>
-                <w:szCs w:val="24"/>
-              </w:rPr>
-              <w:t xml:space="preserve">......</w:t>
+                <w:sz w:val="32"/>
+                <w:szCs w:val="32"/>
+              </w:rPr>
+              <w:t xml:space="preserve">NAVIGATEUR, MOTEUR, SYSTÈME : QUI FAIT QUOI ?</w:t>
             </w:r>
           </w:p>
         </w:tc>
@@ -493,6 +373,8 @@
     </w:tbl>
     <w:p>
       <w:pPr>
+        <w:keepNext/>
+        <w:keepLines/>
         <w:spacing w:after="128"/>
       </w:pPr>
     </w:p>
@@ -512,6 +394,9 @@
         <w:gridCol w:w="9360"/>
       </w:tblGrid>
       <w:tr>
+        <w:trPr>
+          <w:cantSplit/>
+        </w:trPr>
         <w:tc>
           <w:tcPr>
             <w:tcW w:type="dxa" w:w="9360"/>
@@ -521,31 +406,50 @@
               <w:bottom w:val="single" w:color="000000" w:sz="6"/>
               <w:right w:val="single" w:color="000000" w:sz="6"/>
             </w:tcBorders>
-            <w:shd w:fill="D9D9D9" w:val="clear"/>
-            <w:tcMar>
-              <w:top w:type="dxa" w:w="40"/>
-              <w:left w:type="dxa" w:w="80"/>
-              <w:bottom w:type="dxa" w:w="40"/>
-              <w:right w:type="dxa" w:w="80"/>
-            </w:tcMar>
-            <w:vAlign w:val="center"/>
-          </w:tcPr>
-          <w:p>
-            <w:pPr>
-              <w:spacing w:after="0"/>
-              <w:jc w:val="center"/>
+            <w:tcMar>
+              <w:top w:type="dxa" w:w="80"/>
+              <w:left w:type="dxa" w:w="120"/>
+              <w:bottom w:type="dxa" w:w="80"/>
+              <w:right w:type="dxa" w:w="120"/>
+            </w:tcMar>
+            <w:vAlign w:val="center"/>
+          </w:tcPr>
+          <w:p>
+            <w:pPr>
+              <w:keepNext/>
+              <w:keepLines/>
+              <w:spacing w:after="48"/>
+            </w:pPr>
+            <w:r>
+              <w:rPr>
+                <w:rFonts w:ascii="Arial" w:cs="Arial" w:eastAsia="Arial" w:hAnsi="Arial"/>
+                <w:b w:val="false"/>
+                <w:bCs w:val="false"/>
+                <w:i w:val="false"/>
+                <w:iCs w:val="false"/>
+                <w:sz w:val="26"/>
+                <w:szCs w:val="26"/>
+              </w:rPr>
+              <w:t xml:space="preserve">« Ouvre Google ! » dit Téo. Mais Google quoi ? Le moteur de recherche ? Le navigateur Chrome ? Le téléphone Android ? Trois choses différentes, souvent confondues… et fabriquées par la même entreprise.</w:t>
+            </w:r>
+          </w:p>
+          <w:p>
+            <w:pPr>
+              <w:keepNext/>
+              <w:keepLines/>
+              <w:spacing w:after="0"/>
             </w:pPr>
             <w:r>
               <w:rPr>
                 <w:rFonts w:ascii="Arial" w:cs="Arial" w:eastAsia="Arial" w:hAnsi="Arial"/>
                 <w:b/>
                 <w:bCs/>
-                <w:i w:val="false"/>
-                <w:iCs w:val="false"/>
-                <w:sz w:val="32"/>
-                <w:szCs w:val="32"/>
-              </w:rPr>
-              <w:t xml:space="preserve">NAVIGATEUR, MOTEUR, SYSTÈME : QUI FAIT QUOI ?</w:t>
+                <w:i/>
+                <w:iCs/>
+                <w:sz w:val="26"/>
+                <w:szCs w:val="26"/>
+              </w:rPr>
+              <w:t xml:space="preserve">PROBLÉMATIQUE : Quels logiciels utilisons-nous vraiment pour aller sur Internet, et qui les possède ?</w:t>
             </w:r>
           </w:p>
         </w:tc>
@@ -553,8 +457,30 @@
     </w:tbl>
     <w:p>
       <w:pPr>
-        <w:spacing w:after="128"/>
-      </w:pPr>
+        <w:keepNext/>
+        <w:keepLines/>
+        <w:pBdr>
+          <w:top w:val="single" w:color="000000" w:sz="6" w:space="4"/>
+          <w:left w:val="single" w:color="000000" w:sz="6" w:space="4"/>
+          <w:bottom w:val="single" w:color="000000" w:sz="6" w:space="4"/>
+          <w:right w:val="single" w:color="000000" w:sz="6" w:space="4"/>
+        </w:pBdr>
+        <w:shd w:val="clear" w:color="auto" w:fill="D9D9D9"/>
+        <w:spacing w:before="150" w:after="130"/>
+        <w:ind w:left="0" w:right="1106"/>
+      </w:pPr>
+      <w:r>
+        <w:rPr>
+          <w:rFonts w:ascii="Arial" w:cs="Arial" w:eastAsia="Arial" w:hAnsi="Arial"/>
+          <w:b/>
+          <w:bCs/>
+          <w:i w:val="false"/>
+          <w:iCs w:val="false"/>
+          <w:sz w:val="28"/>
+          <w:szCs w:val="28"/>
+        </w:rPr>
+        <w:t xml:space="preserve">PARTIE 1 — Trois familles de logiciels</w:t>
+      </w:r>
     </w:p>
     <w:tbl>
       <w:tblPr>
@@ -572,140 +498,9 @@
         <w:gridCol w:w="9360"/>
       </w:tblGrid>
       <w:tr>
-        <w:tc>
-          <w:tcPr>
-            <w:tcW w:type="dxa" w:w="9360"/>
-            <w:tcBorders>
-              <w:top w:val="single" w:color="000000" w:sz="6"/>
-              <w:left w:val="single" w:color="000000" w:sz="6"/>
-              <w:bottom w:val="single" w:color="000000" w:sz="6"/>
-              <w:right w:val="single" w:color="000000" w:sz="6"/>
-            </w:tcBorders>
-            <w:tcMar>
-              <w:top w:type="dxa" w:w="80"/>
-              <w:left w:type="dxa" w:w="120"/>
-              <w:bottom w:type="dxa" w:w="80"/>
-              <w:right w:type="dxa" w:w="120"/>
-            </w:tcMar>
-            <w:vAlign w:val="center"/>
-          </w:tcPr>
-          <w:p>
-            <w:pPr>
-              <w:spacing w:after="48"/>
-            </w:pPr>
-            <w:r>
-              <w:rPr>
-                <w:rFonts w:ascii="Arial" w:cs="Arial" w:eastAsia="Arial" w:hAnsi="Arial"/>
-                <w:b w:val="false"/>
-                <w:bCs w:val="false"/>
-                <w:i w:val="false"/>
-                <w:iCs w:val="false"/>
-                <w:sz w:val="26"/>
-                <w:szCs w:val="26"/>
-              </w:rPr>
-              <w:t xml:space="preserve">« Ouvre Google ! » dit Téo. Mais Google quoi ? Le moteur de recherche ? Le navigateur Chrome ? Le téléphone Android ? Trois choses différentes, souvent confondues… et fabriquées par la même entreprise.</w:t>
-            </w:r>
-          </w:p>
-          <w:p>
-            <w:pPr>
-              <w:spacing w:after="0"/>
-            </w:pPr>
-            <w:r>
-              <w:rPr>
-                <w:rFonts w:ascii="Arial" w:cs="Arial" w:eastAsia="Arial" w:hAnsi="Arial"/>
-                <w:b/>
-                <w:bCs/>
-                <w:i/>
-                <w:iCs/>
-                <w:sz w:val="26"/>
-                <w:szCs w:val="26"/>
-              </w:rPr>
-              <w:t xml:space="preserve">PROBLÉMATIQUE : Quels logiciels utilisons-nous vraiment pour aller sur Internet, et qui les possède ?</w:t>
-            </w:r>
-          </w:p>
-        </w:tc>
-      </w:tr>
-    </w:tbl>
-    <w:p>
-      <w:pPr>
-        <w:spacing w:after="128"/>
-      </w:pPr>
-    </w:p>
-    <w:tbl>
-      <w:tblPr>
-        <w:tblW w:type="dxa" w:w="9360"/>
-        <w:tblBorders>
-          <w:top w:val="single" w:color="auto" w:sz="4"/>
-          <w:left w:val="single" w:color="auto" w:sz="4"/>
-          <w:bottom w:val="single" w:color="auto" w:sz="4"/>
-          <w:right w:val="single" w:color="auto" w:sz="4"/>
-          <w:insideH w:val="single" w:color="auto" w:sz="4"/>
-          <w:insideV w:val="single" w:color="auto" w:sz="4"/>
-        </w:tblBorders>
-      </w:tblPr>
-      <w:tblGrid>
-        <w:gridCol w:w="9360"/>
-      </w:tblGrid>
-      <w:tr>
-        <w:tc>
-          <w:tcPr>
-            <w:tcW w:type="dxa" w:w="9360"/>
-            <w:tcBorders>
-              <w:top w:val="single" w:color="000000" w:sz="6"/>
-              <w:left w:val="single" w:color="000000" w:sz="6"/>
-              <w:bottom w:val="single" w:color="000000" w:sz="6"/>
-              <w:right w:val="single" w:color="000000" w:sz="6"/>
-            </w:tcBorders>
-            <w:shd w:fill="D9D9D9" w:val="clear"/>
-            <w:tcMar>
-              <w:top w:type="dxa" w:w="40"/>
-              <w:left w:type="dxa" w:w="80"/>
-              <w:bottom w:type="dxa" w:w="40"/>
-              <w:right w:type="dxa" w:w="80"/>
-            </w:tcMar>
-            <w:vAlign w:val="center"/>
-          </w:tcPr>
-          <w:p>
-            <w:pPr>
-              <w:spacing w:after="0"/>
-            </w:pPr>
-            <w:r>
-              <w:rPr>
-                <w:rFonts w:ascii="Arial" w:cs="Arial" w:eastAsia="Arial" w:hAnsi="Arial"/>
-                <w:b/>
-                <w:bCs/>
-                <w:i w:val="false"/>
-                <w:iCs w:val="false"/>
-                <w:sz w:val="28"/>
-                <w:szCs w:val="28"/>
-              </w:rPr>
-              <w:t xml:space="preserve">PARTIE 1 — Trois familles de logiciels</w:t>
-            </w:r>
-          </w:p>
-        </w:tc>
-      </w:tr>
-    </w:tbl>
-    <w:p>
-      <w:pPr>
-        <w:spacing w:after="64"/>
-      </w:pPr>
-    </w:p>
-    <w:tbl>
-      <w:tblPr>
-        <w:tblW w:type="dxa" w:w="9360"/>
-        <w:tblBorders>
-          <w:top w:val="single" w:color="auto" w:sz="4"/>
-          <w:left w:val="single" w:color="auto" w:sz="4"/>
-          <w:bottom w:val="single" w:color="auto" w:sz="4"/>
-          <w:right w:val="single" w:color="auto" w:sz="4"/>
-          <w:insideH w:val="single" w:color="auto" w:sz="4"/>
-          <w:insideV w:val="single" w:color="auto" w:sz="4"/>
-        </w:tblBorders>
-      </w:tblPr>
-      <w:tblGrid>
-        <w:gridCol w:w="9360"/>
-      </w:tblGrid>
-      <w:tr>
+        <w:trPr>
+          <w:cantSplit/>
+        </w:trPr>
         <w:tc>
           <w:tcPr>
             <w:tcW w:type="dxa" w:w="9360"/>
@@ -725,6 +520,8 @@
           </w:tcPr>
           <w:p>
             <w:pPr>
+              <w:keepNext/>
+              <w:keepLines/>
               <w:spacing w:after="64"/>
             </w:pPr>
             <w:r>
@@ -742,6 +539,8 @@
           </w:p>
           <w:p>
             <w:pPr>
+              <w:keepNext/>
+              <w:keepLines/>
               <w:spacing w:after="80"/>
             </w:pPr>
             <w:r>
@@ -759,6 +558,8 @@
           </w:p>
           <w:p>
             <w:pPr>
+              <w:keepNext/>
+              <w:keepLines/>
               <w:spacing w:after="80"/>
             </w:pPr>
             <w:r>
@@ -776,6 +577,8 @@
           </w:p>
           <w:p>
             <w:pPr>
+              <w:keepNext/>
+              <w:keepLines/>
               <w:spacing w:after="80"/>
             </w:pPr>
             <w:r>
@@ -796,11 +599,15 @@
     </w:tbl>
     <w:p>
       <w:pPr>
+        <w:keepNext/>
+        <w:keepLines/>
         <w:spacing w:after="80"/>
       </w:pPr>
     </w:p>
     <w:p>
       <w:pPr>
+        <w:keepNext/>
+        <w:keepLines/>
         <w:spacing w:after="96"/>
       </w:pPr>
       <w:r>
@@ -862,6 +669,9 @@
         <w:gridCol w:w="5960"/>
       </w:tblGrid>
       <w:tr>
+        <w:trPr>
+          <w:cantSplit/>
+        </w:trPr>
         <w:tc>
           <w:tcPr>
             <w:tcW w:type="dxa" w:w="3400"/>
@@ -882,6 +692,8 @@
           </w:tcPr>
           <w:p>
             <w:pPr>
+              <w:keepNext/>
+              <w:keepLines/>
               <w:spacing w:after="0"/>
             </w:pPr>
             <w:r>
@@ -918,6 +730,8 @@
           </w:tcPr>
           <w:p>
             <w:pPr>
+              <w:keepNext/>
+              <w:keepLines/>
               <w:spacing w:after="0"/>
             </w:pPr>
             <w:r>
@@ -936,6 +750,9 @@
         </w:tc>
       </w:tr>
       <w:tr>
+        <w:trPr>
+          <w:cantSplit/>
+        </w:trPr>
         <w:tc>
           <w:tcPr>
             <w:tcW w:type="dxa" w:w="3400"/>
@@ -955,6 +772,8 @@
           </w:tcPr>
           <w:p>
             <w:pPr>
+              <w:keepNext/>
+              <w:keepLines/>
               <w:spacing w:after="0"/>
             </w:pPr>
             <w:r>
@@ -990,6 +809,8 @@
           </w:tcPr>
           <w:p>
             <w:pPr>
+              <w:keepNext/>
+              <w:keepLines/>
               <w:spacing w:after="0"/>
             </w:pPr>
             <w:r>
@@ -1008,6 +829,9 @@
         </w:tc>
       </w:tr>
       <w:tr>
+        <w:trPr>
+          <w:cantSplit/>
+        </w:trPr>
         <w:tc>
           <w:tcPr>
             <w:tcW w:type="dxa" w:w="3400"/>
@@ -1027,6 +851,8 @@
           </w:tcPr>
           <w:p>
             <w:pPr>
+              <w:keepNext/>
+              <w:keepLines/>
               <w:spacing w:after="0"/>
             </w:pPr>
             <w:r>
@@ -1062,6 +888,8 @@
           </w:tcPr>
           <w:p>
             <w:pPr>
+              <w:keepNext/>
+              <w:keepLines/>
               <w:spacing w:after="0"/>
             </w:pPr>
             <w:r>
@@ -1080,6 +908,9 @@
         </w:tc>
       </w:tr>
       <w:tr>
+        <w:trPr>
+          <w:cantSplit/>
+        </w:trPr>
         <w:tc>
           <w:tcPr>
             <w:tcW w:type="dxa" w:w="3400"/>
@@ -1154,70 +985,35 @@
     </w:tbl>
     <w:p>
       <w:pPr>
-        <w:spacing w:after="96"/>
-      </w:pPr>
-    </w:p>
-    <w:tbl>
-      <w:tblPr>
-        <w:tblW w:type="dxa" w:w="9360"/>
-        <w:tblBorders>
-          <w:top w:val="single" w:color="auto" w:sz="4"/>
-          <w:left w:val="single" w:color="auto" w:sz="4"/>
-          <w:bottom w:val="single" w:color="auto" w:sz="4"/>
-          <w:right w:val="single" w:color="auto" w:sz="4"/>
-          <w:insideH w:val="single" w:color="auto" w:sz="4"/>
-          <w:insideV w:val="single" w:color="auto" w:sz="4"/>
-        </w:tblBorders>
-      </w:tblPr>
-      <w:tblGrid>
-        <w:gridCol w:w="9360"/>
-      </w:tblGrid>
-      <w:tr>
-        <w:tc>
-          <w:tcPr>
-            <w:tcW w:type="dxa" w:w="9360"/>
-            <w:tcBorders>
-              <w:top w:val="single" w:color="000000" w:sz="6"/>
-              <w:left w:val="single" w:color="000000" w:sz="6"/>
-              <w:bottom w:val="single" w:color="000000" w:sz="6"/>
-              <w:right w:val="single" w:color="000000" w:sz="6"/>
-            </w:tcBorders>
-            <w:shd w:fill="D9D9D9" w:val="clear"/>
-            <w:tcMar>
-              <w:top w:type="dxa" w:w="40"/>
-              <w:left w:type="dxa" w:w="80"/>
-              <w:bottom w:type="dxa" w:w="40"/>
-              <w:right w:type="dxa" w:w="80"/>
-            </w:tcMar>
-            <w:vAlign w:val="center"/>
-          </w:tcPr>
-          <w:p>
-            <w:pPr>
-              <w:spacing w:after="0"/>
-            </w:pPr>
-            <w:r>
-              <w:rPr>
-                <w:rFonts w:ascii="Arial" w:cs="Arial" w:eastAsia="Arial" w:hAnsi="Arial"/>
-                <w:b/>
-                <w:bCs/>
-                <w:i w:val="false"/>
-                <w:iCs w:val="false"/>
-                <w:sz w:val="28"/>
-                <w:szCs w:val="28"/>
-              </w:rPr>
-              <w:t xml:space="preserve">PARTIE 2 — Décrire un logiciel avec des descripteurs</w:t>
-            </w:r>
-          </w:p>
-        </w:tc>
-      </w:tr>
-    </w:tbl>
-    <w:p>
-      <w:pPr>
-        <w:spacing w:after="64"/>
-      </w:pPr>
+        <w:keepNext/>
+        <w:keepLines/>
+        <w:pBdr>
+          <w:top w:val="single" w:color="000000" w:sz="6" w:space="4"/>
+          <w:left w:val="single" w:color="000000" w:sz="6" w:space="4"/>
+          <w:bottom w:val="single" w:color="000000" w:sz="6" w:space="4"/>
+          <w:right w:val="single" w:color="000000" w:sz="6" w:space="4"/>
+        </w:pBdr>
+        <w:shd w:val="clear" w:color="auto" w:fill="D9D9D9"/>
+        <w:spacing w:before="150" w:after="130"/>
+        <w:ind w:left="0" w:right="1106"/>
+      </w:pPr>
+      <w:r>
+        <w:rPr>
+          <w:rFonts w:ascii="Arial" w:cs="Arial" w:eastAsia="Arial" w:hAnsi="Arial"/>
+          <w:b/>
+          <w:bCs/>
+          <w:i w:val="false"/>
+          <w:iCs w:val="false"/>
+          <w:sz w:val="28"/>
+          <w:szCs w:val="28"/>
+        </w:rPr>
+        <w:t xml:space="preserve">PARTIE 2 — Décrire un logiciel avec des descripteurs</w:t>
+      </w:r>
     </w:p>
     <w:p>
       <w:pPr>
+        <w:keepNext/>
+        <w:keepLines/>
         <w:spacing w:after="96"/>
       </w:pPr>
       <w:r>
@@ -1262,6 +1058,9 @@
         <w:gridCol w:w="6360"/>
       </w:tblGrid>
       <w:tr>
+        <w:trPr>
+          <w:cantSplit/>
+        </w:trPr>
         <w:tc>
           <w:tcPr>
             <w:tcW w:type="dxa" w:w="3000"/>
@@ -1282,6 +1081,8 @@
           </w:tcPr>
           <w:p>
             <w:pPr>
+              <w:keepNext/>
+              <w:keepLines/>
               <w:spacing w:after="0"/>
             </w:pPr>
             <w:r>
@@ -1318,6 +1119,8 @@
           </w:tcPr>
           <w:p>
             <w:pPr>
+              <w:keepNext/>
+              <w:keepLines/>
               <w:spacing w:after="0"/>
             </w:pPr>
             <w:r>
@@ -1336,6 +1139,9 @@
         </w:tc>
       </w:tr>
       <w:tr>
+        <w:trPr>
+          <w:cantSplit/>
+        </w:trPr>
         <w:tc>
           <w:tcPr>
             <w:tcW w:type="dxa" w:w="3000"/>
@@ -1355,6 +1161,8 @@
           </w:tcPr>
           <w:p>
             <w:pPr>
+              <w:keepNext/>
+              <w:keepLines/>
               <w:spacing w:after="0"/>
             </w:pPr>
             <w:r>
@@ -1390,6 +1198,8 @@
           </w:tcPr>
           <w:p>
             <w:pPr>
+              <w:keepNext/>
+              <w:keepLines/>
               <w:spacing w:after="0"/>
             </w:pPr>
             <w:r>
@@ -1408,6 +1218,9 @@
         </w:tc>
       </w:tr>
       <w:tr>
+        <w:trPr>
+          <w:cantSplit/>
+        </w:trPr>
         <w:tc>
           <w:tcPr>
             <w:tcW w:type="dxa" w:w="3000"/>
@@ -1427,6 +1240,8 @@
           </w:tcPr>
           <w:p>
             <w:pPr>
+              <w:keepNext/>
+              <w:keepLines/>
               <w:spacing w:after="0"/>
             </w:pPr>
             <w:r>
@@ -1462,6 +1277,8 @@
           </w:tcPr>
           <w:p>
             <w:pPr>
+              <w:keepNext/>
+              <w:keepLines/>
               <w:spacing w:after="0"/>
             </w:pPr>
             <w:r>
@@ -1480,6 +1297,9 @@
         </w:tc>
       </w:tr>
       <w:tr>
+        <w:trPr>
+          <w:cantSplit/>
+        </w:trPr>
         <w:tc>
           <w:tcPr>
             <w:tcW w:type="dxa" w:w="3000"/>
@@ -1554,70 +1374,35 @@
     </w:tbl>
     <w:p>
       <w:pPr>
-        <w:spacing w:after="96"/>
-      </w:pPr>
-    </w:p>
-    <w:tbl>
-      <w:tblPr>
-        <w:tblW w:type="dxa" w:w="9360"/>
-        <w:tblBorders>
-          <w:top w:val="single" w:color="auto" w:sz="4"/>
-          <w:left w:val="single" w:color="auto" w:sz="4"/>
-          <w:bottom w:val="single" w:color="auto" w:sz="4"/>
-          <w:right w:val="single" w:color="auto" w:sz="4"/>
-          <w:insideH w:val="single" w:color="auto" w:sz="4"/>
-          <w:insideV w:val="single" w:color="auto" w:sz="4"/>
-        </w:tblBorders>
-      </w:tblPr>
-      <w:tblGrid>
-        <w:gridCol w:w="9360"/>
-      </w:tblGrid>
-      <w:tr>
-        <w:tc>
-          <w:tcPr>
-            <w:tcW w:type="dxa" w:w="9360"/>
-            <w:tcBorders>
-              <w:top w:val="single" w:color="000000" w:sz="6"/>
-              <w:left w:val="single" w:color="000000" w:sz="6"/>
-              <w:bottom w:val="single" w:color="000000" w:sz="6"/>
-              <w:right w:val="single" w:color="000000" w:sz="6"/>
-            </w:tcBorders>
-            <w:shd w:fill="D9D9D9" w:val="clear"/>
-            <w:tcMar>
-              <w:top w:type="dxa" w:w="40"/>
-              <w:left w:type="dxa" w:w="80"/>
-              <w:bottom w:type="dxa" w:w="40"/>
-              <w:right w:type="dxa" w:w="80"/>
-            </w:tcMar>
-            <w:vAlign w:val="center"/>
-          </w:tcPr>
-          <w:p>
-            <w:pPr>
-              <w:spacing w:after="0"/>
-            </w:pPr>
-            <w:r>
-              <w:rPr>
-                <w:rFonts w:ascii="Arial" w:cs="Arial" w:eastAsia="Arial" w:hAnsi="Arial"/>
-                <w:b/>
-                <w:bCs/>
-                <w:i w:val="false"/>
-                <w:iCs w:val="false"/>
-                <w:sz w:val="28"/>
-                <w:szCs w:val="28"/>
-              </w:rPr>
-              <w:t xml:space="preserve">PARTIE 3 — L'enquête GAFAM  (document projeté)</w:t>
-            </w:r>
-          </w:p>
-        </w:tc>
-      </w:tr>
-    </w:tbl>
-    <w:p>
-      <w:pPr>
-        <w:spacing w:after="64"/>
-      </w:pPr>
+        <w:keepNext/>
+        <w:keepLines/>
+        <w:pBdr>
+          <w:top w:val="single" w:color="000000" w:sz="6" w:space="4"/>
+          <w:left w:val="single" w:color="000000" w:sz="6" w:space="4"/>
+          <w:bottom w:val="single" w:color="000000" w:sz="6" w:space="4"/>
+          <w:right w:val="single" w:color="000000" w:sz="6" w:space="4"/>
+        </w:pBdr>
+        <w:shd w:val="clear" w:color="auto" w:fill="D9D9D9"/>
+        <w:spacing w:before="150" w:after="130"/>
+        <w:ind w:left="0" w:right="1106"/>
+      </w:pPr>
+      <w:r>
+        <w:rPr>
+          <w:rFonts w:ascii="Arial" w:cs="Arial" w:eastAsia="Arial" w:hAnsi="Arial"/>
+          <w:b/>
+          <w:bCs/>
+          <w:i w:val="false"/>
+          <w:iCs w:val="false"/>
+          <w:sz w:val="28"/>
+          <w:szCs w:val="28"/>
+        </w:rPr>
+        <w:t xml:space="preserve">PARTIE 3 — L'enquête GAFAM  (document projeté)</w:t>
+      </w:r>
     </w:p>
     <w:p>
       <w:pPr>
+        <w:keepNext/>
+        <w:keepLines/>
         <w:spacing w:after="96"/>
       </w:pPr>
       <w:r>
@@ -1662,6 +1447,9 @@
         <w:gridCol w:w="4680"/>
       </w:tblGrid>
       <w:tr>
+        <w:trPr>
+          <w:cantSplit/>
+        </w:trPr>
         <w:tc>
           <w:tcPr>
             <w:tcW w:type="dxa" w:w="4680"/>
@@ -1682,6 +1470,8 @@
           </w:tcPr>
           <w:p>
             <w:pPr>
+              <w:keepNext/>
+              <w:keepLines/>
               <w:spacing w:after="0"/>
             </w:pPr>
             <w:r>
@@ -1718,6 +1508,8 @@
           </w:tcPr>
           <w:p>
             <w:pPr>
+              <w:keepNext/>
+              <w:keepLines/>
               <w:spacing w:after="0"/>
             </w:pPr>
             <w:r>
@@ -1736,6 +1528,9 @@
         </w:tc>
       </w:tr>
       <w:tr>
+        <w:trPr>
+          <w:cantSplit/>
+        </w:trPr>
         <w:tc>
           <w:tcPr>
             <w:tcW w:type="dxa" w:w="4680"/>
@@ -1755,6 +1550,8 @@
           </w:tcPr>
           <w:p>
             <w:pPr>
+              <w:keepNext/>
+              <w:keepLines/>
               <w:spacing w:after="0"/>
             </w:pPr>
             <w:r>
@@ -1790,6 +1587,8 @@
           </w:tcPr>
           <w:p>
             <w:pPr>
+              <w:keepNext/>
+              <w:keepLines/>
               <w:spacing w:after="0"/>
             </w:pPr>
             <w:r>
@@ -1808,6 +1607,9 @@
         </w:tc>
       </w:tr>
       <w:tr>
+        <w:trPr>
+          <w:cantSplit/>
+        </w:trPr>
         <w:tc>
           <w:tcPr>
             <w:tcW w:type="dxa" w:w="4680"/>
@@ -1827,6 +1629,8 @@
           </w:tcPr>
           <w:p>
             <w:pPr>
+              <w:keepNext/>
+              <w:keepLines/>
               <w:spacing w:after="0"/>
             </w:pPr>
             <w:r>
@@ -1862,6 +1666,8 @@
           </w:tcPr>
           <w:p>
             <w:pPr>
+              <w:keepNext/>
+              <w:keepLines/>
               <w:spacing w:after="0"/>
             </w:pPr>
             <w:r>
@@ -1880,6 +1686,9 @@
         </w:tc>
       </w:tr>
       <w:tr>
+        <w:trPr>
+          <w:cantSplit/>
+        </w:trPr>
         <w:tc>
           <w:tcPr>
             <w:tcW w:type="dxa" w:w="4680"/>
@@ -2024,6 +1833,9 @@
         <w:gridCol w:w="9360"/>
       </w:tblGrid>
       <w:tr>
+        <w:trPr>
+          <w:cantSplit/>
+        </w:trPr>
         <w:tc>
           <w:tcPr>
             <w:tcW w:type="dxa" w:w="9360"/>

--- a/public/2026/seq03/FICHE_S3-A03_LogicielsGAFAM_5eme.docx
+++ b/public/2026/seq03/FICHE_S3-A03_LogicielsGAFAM_5eme.docx
@@ -1427,7 +1427,26 @@
           <w:sz w:val="26"/>
           <w:szCs w:val="26"/>
         </w:rPr>
-        <w:t xml:space="preserve">À l'aide du document projeté, relie chaque service à son entreprise, puis réponds à la question d'enquêteur.</w:t>
+        <w:t xml:space="preserve">À l'aide du document projeté, écris le nom de l'entreprise propriétaire en face de chaque service.</w:t>
+      </w:r>
+    </w:p>
+    <w:p>
+      <w:pPr>
+        <w:keepNext/>
+        <w:keepLines/>
+        <w:spacing w:after="96"/>
+      </w:pPr>
+      <w:r>
+        <w:rPr>
+          <w:rFonts w:ascii="Arial" w:cs="Arial" w:eastAsia="Arial" w:hAnsi="Arial"/>
+          <w:b w:val="false"/>
+          <w:bCs w:val="false"/>
+          <w:i/>
+          <w:iCs/>
+          <w:sz w:val="24"/>
+          <w:szCs w:val="24"/>
+        </w:rPr>
+        <w:t xml:space="preserve">➤ Réponds ensuite à la question d'enquêteur, en commençant par : « Ces entreprises gagnent de l'argent en … »</w:t>
       </w:r>
     </w:p>
     <w:tbl>

--- a/public/2026/seq03/FICHE_S3-A03_LogicielsGAFAM_5eme.docx
+++ b/public/2026/seq03/FICHE_S3-A03_LogicielsGAFAM_5eme.docx
@@ -211,32 +211,6 @@
                 <w:szCs w:val="15"/>
               </w:rPr>
               <w:t xml:space="preserve">ACTIVITÉ N°03</w:t>
-            </w:r>
-          </w:p>
-          <w:p>
-            <w:pPr>
-              <w:spacing w:after="0"/>
-            </w:pPr>
-            <w:r>
-              <w:rPr>
-                <w:rFonts w:ascii="Arial" w:cs="Arial" w:eastAsia="Arial" w:hAnsi="Arial"/>
-                <w:sz w:val="14"/>
-                <w:szCs w:val="14"/>
-              </w:rPr>
-              <w:t xml:space="preserve">NOM : ..............................</w:t>
-            </w:r>
-          </w:p>
-          <w:p>
-            <w:pPr>
-              <w:spacing w:after="0"/>
-            </w:pPr>
-            <w:r>
-              <w:rPr>
-                <w:rFonts w:ascii="Arial" w:cs="Arial" w:eastAsia="Arial" w:hAnsi="Arial"/>
-                <w:sz w:val="14"/>
-                <w:szCs w:val="14"/>
-              </w:rPr>
-              <w:t xml:space="preserve">PRÉNOM : .........................</w:t>
             </w:r>
           </w:p>
         </w:tc>

--- a/public/2026/seq03/FICHE_S3-A03_LogicielsGAFAM_5eme.docx
+++ b/public/2026/seq03/FICHE_S3-A03_LogicielsGAFAM_5eme.docx
@@ -515,57 +515,57 @@
             <w:pPr>
               <w:keepNext/>
               <w:keepLines/>
-              <w:spacing w:after="80"/>
-            </w:pPr>
-            <w:r>
-              <w:rPr>
-                <w:rFonts w:ascii="Arial" w:cs="Arial" w:eastAsia="Arial" w:hAnsi="Arial"/>
-                <w:b w:val="false"/>
-                <w:bCs w:val="false"/>
-                <w:i w:val="false"/>
-                <w:iCs w:val="false"/>
-                <w:sz w:val="24"/>
-                <w:szCs w:val="24"/>
-              </w:rPr>
-              <w:t xml:space="preserve">.........................................................................</w:t>
-            </w:r>
-          </w:p>
-          <w:p>
-            <w:pPr>
-              <w:keepNext/>
-              <w:keepLines/>
-              <w:spacing w:after="80"/>
-            </w:pPr>
-            <w:r>
-              <w:rPr>
-                <w:rFonts w:ascii="Arial" w:cs="Arial" w:eastAsia="Arial" w:hAnsi="Arial"/>
-                <w:b w:val="false"/>
-                <w:bCs w:val="false"/>
-                <w:i w:val="false"/>
-                <w:iCs w:val="false"/>
-                <w:sz w:val="24"/>
-                <w:szCs w:val="24"/>
-              </w:rPr>
-              <w:t xml:space="preserve">.........................................................................</w:t>
-            </w:r>
-          </w:p>
-          <w:p>
-            <w:pPr>
-              <w:keepNext/>
-              <w:keepLines/>
-              <w:spacing w:after="80"/>
-            </w:pPr>
-            <w:r>
-              <w:rPr>
-                <w:rFonts w:ascii="Arial" w:cs="Arial" w:eastAsia="Arial" w:hAnsi="Arial"/>
-                <w:b w:val="false"/>
-                <w:bCs w:val="false"/>
-                <w:i w:val="false"/>
-                <w:iCs w:val="false"/>
-                <w:sz w:val="24"/>
-                <w:szCs w:val="24"/>
-              </w:rPr>
-              <w:t xml:space="preserve">.........................................................................</w:t>
+              <w:spacing w:after="230"/>
+            </w:pPr>
+            <w:r>
+              <w:rPr>
+                <w:rFonts w:ascii="Arial" w:cs="Arial" w:eastAsia="Arial" w:hAnsi="Arial"/>
+                <w:b w:val="false"/>
+                <w:bCs w:val="false"/>
+                <w:i w:val="false"/>
+                <w:iCs w:val="false"/>
+                <w:sz w:val="24"/>
+                <w:szCs w:val="24"/>
+              </w:rPr>
+              <w:t xml:space="preserve">......................................................................................................................................................</w:t>
+            </w:r>
+          </w:p>
+          <w:p>
+            <w:pPr>
+              <w:keepNext/>
+              <w:keepLines/>
+              <w:spacing w:after="230"/>
+            </w:pPr>
+            <w:r>
+              <w:rPr>
+                <w:rFonts w:ascii="Arial" w:cs="Arial" w:eastAsia="Arial" w:hAnsi="Arial"/>
+                <w:b w:val="false"/>
+                <w:bCs w:val="false"/>
+                <w:i w:val="false"/>
+                <w:iCs w:val="false"/>
+                <w:sz w:val="24"/>
+                <w:szCs w:val="24"/>
+              </w:rPr>
+              <w:t xml:space="preserve">......................................................................................................................................................</w:t>
+            </w:r>
+          </w:p>
+          <w:p>
+            <w:pPr>
+              <w:keepNext/>
+              <w:keepLines/>
+              <w:spacing w:after="230"/>
+            </w:pPr>
+            <w:r>
+              <w:rPr>
+                <w:rFonts w:ascii="Arial" w:cs="Arial" w:eastAsia="Arial" w:hAnsi="Arial"/>
+                <w:b w:val="false"/>
+                <w:bCs w:val="false"/>
+                <w:i w:val="false"/>
+                <w:iCs w:val="false"/>
+                <w:sz w:val="24"/>
+                <w:szCs w:val="24"/>
+              </w:rPr>
+              <w:t xml:space="preserve">......................................................................................................................................................</w:t>
             </w:r>
           </w:p>
         </w:tc>
@@ -785,19 +785,19 @@
             <w:pPr>
               <w:keepNext/>
               <w:keepLines/>
-              <w:spacing w:after="0"/>
-            </w:pPr>
-            <w:r>
-              <w:rPr>
-                <w:rFonts w:ascii="Arial" w:cs="Arial" w:eastAsia="Arial" w:hAnsi="Arial"/>
-                <w:b w:val="false"/>
-                <w:bCs w:val="false"/>
-                <w:i w:val="false"/>
-                <w:iCs w:val="false"/>
-                <w:sz w:val="24"/>
-                <w:szCs w:val="24"/>
-              </w:rPr>
-              <w:t xml:space="preserve">.............................................................</w:t>
+              <w:spacing w:after="230"/>
+            </w:pPr>
+            <w:r>
+              <w:rPr>
+                <w:rFonts w:ascii="Arial" w:cs="Arial" w:eastAsia="Arial" w:hAnsi="Arial"/>
+                <w:b w:val="false"/>
+                <w:bCs w:val="false"/>
+                <w:i w:val="false"/>
+                <w:iCs w:val="false"/>
+                <w:sz w:val="24"/>
+                <w:szCs w:val="24"/>
+              </w:rPr>
+              <w:t xml:space="preserve">......................................................................................................................................................</w:t>
             </w:r>
           </w:p>
         </w:tc>
@@ -864,19 +864,19 @@
             <w:pPr>
               <w:keepNext/>
               <w:keepLines/>
-              <w:spacing w:after="0"/>
-            </w:pPr>
-            <w:r>
-              <w:rPr>
-                <w:rFonts w:ascii="Arial" w:cs="Arial" w:eastAsia="Arial" w:hAnsi="Arial"/>
-                <w:b w:val="false"/>
-                <w:bCs w:val="false"/>
-                <w:i w:val="false"/>
-                <w:iCs w:val="false"/>
-                <w:sz w:val="24"/>
-                <w:szCs w:val="24"/>
-              </w:rPr>
-              <w:t xml:space="preserve">.............................................................</w:t>
+              <w:spacing w:after="230"/>
+            </w:pPr>
+            <w:r>
+              <w:rPr>
+                <w:rFonts w:ascii="Arial" w:cs="Arial" w:eastAsia="Arial" w:hAnsi="Arial"/>
+                <w:b w:val="false"/>
+                <w:bCs w:val="false"/>
+                <w:i w:val="false"/>
+                <w:iCs w:val="false"/>
+                <w:sz w:val="24"/>
+                <w:szCs w:val="24"/>
+              </w:rPr>
+              <w:t xml:space="preserve">......................................................................................................................................................</w:t>
             </w:r>
           </w:p>
         </w:tc>
@@ -939,19 +939,19 @@
           </w:tcPr>
           <w:p>
             <w:pPr>
-              <w:spacing w:after="0"/>
-            </w:pPr>
-            <w:r>
-              <w:rPr>
-                <w:rFonts w:ascii="Arial" w:cs="Arial" w:eastAsia="Arial" w:hAnsi="Arial"/>
-                <w:b w:val="false"/>
-                <w:bCs w:val="false"/>
-                <w:i w:val="false"/>
-                <w:iCs w:val="false"/>
-                <w:sz w:val="24"/>
-                <w:szCs w:val="24"/>
-              </w:rPr>
-              <w:t xml:space="preserve">.............................................................</w:t>
+              <w:spacing w:after="230"/>
+            </w:pPr>
+            <w:r>
+              <w:rPr>
+                <w:rFonts w:ascii="Arial" w:cs="Arial" w:eastAsia="Arial" w:hAnsi="Arial"/>
+                <w:b w:val="false"/>
+                <w:bCs w:val="false"/>
+                <w:i w:val="false"/>
+                <w:iCs w:val="false"/>
+                <w:sz w:val="24"/>
+                <w:szCs w:val="24"/>
+              </w:rPr>
+              <w:t xml:space="preserve">......................................................................................................................................................</w:t>
             </w:r>
           </w:p>
         </w:tc>
@@ -1216,19 +1216,19 @@
             <w:pPr>
               <w:keepNext/>
               <w:keepLines/>
-              <w:spacing w:after="0"/>
-            </w:pPr>
-            <w:r>
-              <w:rPr>
-                <w:rFonts w:ascii="Arial" w:cs="Arial" w:eastAsia="Arial" w:hAnsi="Arial"/>
-                <w:b w:val="false"/>
-                <w:bCs w:val="false"/>
-                <w:i w:val="false"/>
-                <w:iCs w:val="false"/>
-                <w:sz w:val="24"/>
-                <w:szCs w:val="24"/>
-              </w:rPr>
-              <w:t xml:space="preserve">Nom : ...........</w:t>
+              <w:spacing w:after="230"/>
+            </w:pPr>
+            <w:r>
+              <w:rPr>
+                <w:rFonts w:ascii="Arial" w:cs="Arial" w:eastAsia="Arial" w:hAnsi="Arial"/>
+                <w:b w:val="false"/>
+                <w:bCs w:val="false"/>
+                <w:i w:val="false"/>
+                <w:iCs w:val="false"/>
+                <w:sz w:val="24"/>
+                <w:szCs w:val="24"/>
+              </w:rPr>
+              <w:t xml:space="preserve">Nom : ...........................................................................................................................................</w:t>
             </w:r>
           </w:p>
         </w:tc>
@@ -1253,19 +1253,19 @@
             <w:pPr>
               <w:keepNext/>
               <w:keepLines/>
-              <w:spacing w:after="0"/>
-            </w:pPr>
-            <w:r>
-              <w:rPr>
-                <w:rFonts w:ascii="Arial" w:cs="Arial" w:eastAsia="Arial" w:hAnsi="Arial"/>
-                <w:b w:val="false"/>
-                <w:bCs w:val="false"/>
-                <w:i w:val="false"/>
-                <w:iCs w:val="false"/>
-                <w:sz w:val="24"/>
-                <w:szCs w:val="24"/>
-              </w:rPr>
-              <w:t xml:space="preserve">Famille : ........ | Éditeur : ........ | Gratuit : ......</w:t>
+              <w:spacing w:after="230"/>
+            </w:pPr>
+            <w:r>
+              <w:rPr>
+                <w:rFonts w:ascii="Arial" w:cs="Arial" w:eastAsia="Arial" w:hAnsi="Arial"/>
+                <w:b w:val="false"/>
+                <w:bCs w:val="false"/>
+                <w:i w:val="false"/>
+                <w:iCs w:val="false"/>
+                <w:sz w:val="24"/>
+                <w:szCs w:val="24"/>
+              </w:rPr>
+              <w:t xml:space="preserve">Famille : ........ | Éditeur : ........ | Gratuit : .....................................................................................</w:t>
             </w:r>
           </w:p>
         </w:tc>
@@ -1293,19 +1293,19 @@
           </w:tcPr>
           <w:p>
             <w:pPr>
-              <w:spacing w:after="0"/>
-            </w:pPr>
-            <w:r>
-              <w:rPr>
-                <w:rFonts w:ascii="Arial" w:cs="Arial" w:eastAsia="Arial" w:hAnsi="Arial"/>
-                <w:b w:val="false"/>
-                <w:bCs w:val="false"/>
-                <w:i w:val="false"/>
-                <w:iCs w:val="false"/>
-                <w:sz w:val="24"/>
-                <w:szCs w:val="24"/>
-              </w:rPr>
-              <w:t xml:space="preserve">Nom : ...........</w:t>
+              <w:spacing w:after="230"/>
+            </w:pPr>
+            <w:r>
+              <w:rPr>
+                <w:rFonts w:ascii="Arial" w:cs="Arial" w:eastAsia="Arial" w:hAnsi="Arial"/>
+                <w:b w:val="false"/>
+                <w:bCs w:val="false"/>
+                <w:i w:val="false"/>
+                <w:iCs w:val="false"/>
+                <w:sz w:val="24"/>
+                <w:szCs w:val="24"/>
+              </w:rPr>
+              <w:t xml:space="preserve">Nom : ...........................................................................................................................................</w:t>
             </w:r>
           </w:p>
         </w:tc>
@@ -1328,19 +1328,19 @@
           </w:tcPr>
           <w:p>
             <w:pPr>
-              <w:spacing w:after="0"/>
-            </w:pPr>
-            <w:r>
-              <w:rPr>
-                <w:rFonts w:ascii="Arial" w:cs="Arial" w:eastAsia="Arial" w:hAnsi="Arial"/>
-                <w:b w:val="false"/>
-                <w:bCs w:val="false"/>
-                <w:i w:val="false"/>
-                <w:iCs w:val="false"/>
-                <w:sz w:val="24"/>
-                <w:szCs w:val="24"/>
-              </w:rPr>
-              <w:t xml:space="preserve">Famille : ........ | Éditeur : ........ | Gratuit : ......</w:t>
+              <w:spacing w:after="230"/>
+            </w:pPr>
+            <w:r>
+              <w:rPr>
+                <w:rFonts w:ascii="Arial" w:cs="Arial" w:eastAsia="Arial" w:hAnsi="Arial"/>
+                <w:b w:val="false"/>
+                <w:bCs w:val="false"/>
+                <w:i w:val="false"/>
+                <w:iCs w:val="false"/>
+                <w:sz w:val="24"/>
+                <w:szCs w:val="24"/>
+              </w:rPr>
+              <w:t xml:space="preserve">Famille : ........ | Éditeur : ........ | Gratuit : .....................................................................................</w:t>
             </w:r>
           </w:p>
         </w:tc>
@@ -1545,19 +1545,19 @@
             <w:pPr>
               <w:keepNext/>
               <w:keepLines/>
-              <w:spacing w:after="0"/>
-            </w:pPr>
-            <w:r>
-              <w:rPr>
-                <w:rFonts w:ascii="Arial" w:cs="Arial" w:eastAsia="Arial" w:hAnsi="Arial"/>
-                <w:b w:val="false"/>
-                <w:bCs w:val="false"/>
-                <w:i w:val="false"/>
-                <w:iCs w:val="false"/>
-                <w:sz w:val="24"/>
-                <w:szCs w:val="24"/>
-              </w:rPr>
-              <w:t xml:space="preserve">YouTube  →  ..........</w:t>
+              <w:spacing w:after="230"/>
+            </w:pPr>
+            <w:r>
+              <w:rPr>
+                <w:rFonts w:ascii="Arial" w:cs="Arial" w:eastAsia="Arial" w:hAnsi="Arial"/>
+                <w:b w:val="false"/>
+                <w:bCs w:val="false"/>
+                <w:i w:val="false"/>
+                <w:iCs w:val="false"/>
+                <w:sz w:val="24"/>
+                <w:szCs w:val="24"/>
+              </w:rPr>
+              <w:t xml:space="preserve">YouTube  →  ................................................................................................................................</w:t>
             </w:r>
           </w:p>
         </w:tc>
@@ -1582,19 +1582,19 @@
             <w:pPr>
               <w:keepNext/>
               <w:keepLines/>
-              <w:spacing w:after="0"/>
-            </w:pPr>
-            <w:r>
-              <w:rPr>
-                <w:rFonts w:ascii="Arial" w:cs="Arial" w:eastAsia="Arial" w:hAnsi="Arial"/>
-                <w:b w:val="false"/>
-                <w:bCs w:val="false"/>
-                <w:i w:val="false"/>
-                <w:iCs w:val="false"/>
-                <w:sz w:val="24"/>
-                <w:szCs w:val="24"/>
-              </w:rPr>
-              <w:t xml:space="preserve">WhatsApp / Instagram  →  ..........</w:t>
+              <w:spacing w:after="230"/>
+            </w:pPr>
+            <w:r>
+              <w:rPr>
+                <w:rFonts w:ascii="Arial" w:cs="Arial" w:eastAsia="Arial" w:hAnsi="Arial"/>
+                <w:b w:val="false"/>
+                <w:bCs w:val="false"/>
+                <w:i w:val="false"/>
+                <w:iCs w:val="false"/>
+                <w:sz w:val="24"/>
+                <w:szCs w:val="24"/>
+              </w:rPr>
+              <w:t xml:space="preserve">WhatsApp / Instagram  →  ...........................................................................................................</w:t>
             </w:r>
           </w:p>
         </w:tc>
@@ -1624,19 +1624,19 @@
             <w:pPr>
               <w:keepNext/>
               <w:keepLines/>
-              <w:spacing w:after="0"/>
-            </w:pPr>
-            <w:r>
-              <w:rPr>
-                <w:rFonts w:ascii="Arial" w:cs="Arial" w:eastAsia="Arial" w:hAnsi="Arial"/>
-                <w:b w:val="false"/>
-                <w:bCs w:val="false"/>
-                <w:i w:val="false"/>
-                <w:iCs w:val="false"/>
-                <w:sz w:val="24"/>
-                <w:szCs w:val="24"/>
-              </w:rPr>
-              <w:t xml:space="preserve">Windows  →  ..........</w:t>
+              <w:spacing w:after="230"/>
+            </w:pPr>
+            <w:r>
+              <w:rPr>
+                <w:rFonts w:ascii="Arial" w:cs="Arial" w:eastAsia="Arial" w:hAnsi="Arial"/>
+                <w:b w:val="false"/>
+                <w:bCs w:val="false"/>
+                <w:i w:val="false"/>
+                <w:iCs w:val="false"/>
+                <w:sz w:val="24"/>
+                <w:szCs w:val="24"/>
+              </w:rPr>
+              <w:t xml:space="preserve">Windows  →  ................................................................................................................................</w:t>
             </w:r>
           </w:p>
         </w:tc>
@@ -1661,19 +1661,19 @@
             <w:pPr>
               <w:keepNext/>
               <w:keepLines/>
-              <w:spacing w:after="0"/>
-            </w:pPr>
-            <w:r>
-              <w:rPr>
-                <w:rFonts w:ascii="Arial" w:cs="Arial" w:eastAsia="Arial" w:hAnsi="Arial"/>
-                <w:b w:val="false"/>
-                <w:bCs w:val="false"/>
-                <w:i w:val="false"/>
-                <w:iCs w:val="false"/>
-                <w:sz w:val="24"/>
-                <w:szCs w:val="24"/>
-              </w:rPr>
-              <w:t xml:space="preserve">iPhone / iOS  →  ..........</w:t>
+              <w:spacing w:after="230"/>
+            </w:pPr>
+            <w:r>
+              <w:rPr>
+                <w:rFonts w:ascii="Arial" w:cs="Arial" w:eastAsia="Arial" w:hAnsi="Arial"/>
+                <w:b w:val="false"/>
+                <w:bCs w:val="false"/>
+                <w:i w:val="false"/>
+                <w:iCs w:val="false"/>
+                <w:sz w:val="24"/>
+                <w:szCs w:val="24"/>
+              </w:rPr>
+              <w:t xml:space="preserve">iPhone / iOS  →  ..........................................................................................................................</w:t>
             </w:r>
           </w:p>
         </w:tc>
@@ -1701,19 +1701,19 @@
           </w:tcPr>
           <w:p>
             <w:pPr>
-              <w:spacing w:after="0"/>
-            </w:pPr>
-            <w:r>
-              <w:rPr>
-                <w:rFonts w:ascii="Arial" w:cs="Arial" w:eastAsia="Arial" w:hAnsi="Arial"/>
-                <w:b w:val="false"/>
-                <w:bCs w:val="false"/>
-                <w:i w:val="false"/>
-                <w:iCs w:val="false"/>
-                <w:sz w:val="24"/>
-                <w:szCs w:val="24"/>
-              </w:rPr>
-              <w:t xml:space="preserve">Recherche Google  →  ..........</w:t>
+              <w:spacing w:after="230"/>
+            </w:pPr>
+            <w:r>
+              <w:rPr>
+                <w:rFonts w:ascii="Arial" w:cs="Arial" w:eastAsia="Arial" w:hAnsi="Arial"/>
+                <w:b w:val="false"/>
+                <w:bCs w:val="false"/>
+                <w:i w:val="false"/>
+                <w:iCs w:val="false"/>
+                <w:sz w:val="24"/>
+                <w:szCs w:val="24"/>
+              </w:rPr>
+              <w:t xml:space="preserve">Recherche Google  →  ................................................................................................................</w:t>
             </w:r>
           </w:p>
         </w:tc>
@@ -1736,19 +1736,19 @@
           </w:tcPr>
           <w:p>
             <w:pPr>
-              <w:spacing w:after="0"/>
-            </w:pPr>
-            <w:r>
-              <w:rPr>
-                <w:rFonts w:ascii="Arial" w:cs="Arial" w:eastAsia="Arial" w:hAnsi="Arial"/>
-                <w:b w:val="false"/>
-                <w:bCs w:val="false"/>
-                <w:i w:val="false"/>
-                <w:iCs w:val="false"/>
-                <w:sz w:val="24"/>
-                <w:szCs w:val="24"/>
-              </w:rPr>
-              <w:t xml:space="preserve">Amazon.fr  →  ..........</w:t>
+              <w:spacing w:after="230"/>
+            </w:pPr>
+            <w:r>
+              <w:rPr>
+                <w:rFonts w:ascii="Arial" w:cs="Arial" w:eastAsia="Arial" w:hAnsi="Arial"/>
+                <w:b w:val="false"/>
+                <w:bCs w:val="false"/>
+                <w:i w:val="false"/>
+                <w:iCs w:val="false"/>
+                <w:sz w:val="24"/>
+                <w:szCs w:val="24"/>
+              </w:rPr>
+              <w:t xml:space="preserve">Amazon.fr  →  ..............................................................................................................................</w:t>
             </w:r>
           </w:p>
         </w:tc>
@@ -1773,7 +1773,7 @@
     </w:p>
     <w:p>
       <w:pPr>
-        <w:spacing w:after="96"/>
+        <w:spacing w:after="230"/>
       </w:pPr>
       <w:r>
         <w:rPr>
@@ -1785,12 +1785,12 @@
           <w:sz w:val="24"/>
           <w:szCs w:val="24"/>
         </w:rPr>
-        <w:t xml:space="preserve">.............................................................................</w:t>
+        <w:t xml:space="preserve">......................................................................................................................................................</w:t>
       </w:r>
     </w:p>
     <w:p>
       <w:pPr>
-        <w:spacing w:after="96"/>
+        <w:spacing w:after="230"/>
       </w:pPr>
       <w:r>
         <w:rPr>
@@ -1802,7 +1802,7 @@
           <w:sz w:val="24"/>
           <w:szCs w:val="24"/>
         </w:rPr>
-        <w:t xml:space="preserve">.............................................................................</w:t>
+        <w:t xml:space="preserve">......................................................................................................................................................</w:t>
       </w:r>
     </w:p>
     <w:p>

--- a/public/2026/seq03/FICHE_S3-A03_LogicielsGAFAM_5eme.docx
+++ b/public/2026/seq03/FICHE_S3-A03_LogicielsGAFAM_5eme.docx
@@ -348,6 +348,30 @@
     <w:p>
       <w:pPr>
         <w:keepNext/>
+        <w:spacing w:after="128"/>
+      </w:pPr>
+      <w:r>
+        <w:rPr>
+          <w:rFonts w:ascii="Arial" w:cs="Arial" w:eastAsia="Arial" w:hAnsi="Arial"/>
+          <w:sz w:val="24"/>
+          <w:szCs w:val="24"/>
+          <w:b/>
+          <w:bCs/>
+        </w:rPr>
+        <w:t xml:space="preserve">OBJECTIF — </w:t>
+      </w:r>
+      <w:r>
+        <w:rPr>
+          <w:rFonts w:ascii="Arial" w:cs="Arial" w:eastAsia="Arial" w:hAnsi="Arial"/>
+          <w:sz w:val="24"/>
+          <w:szCs w:val="24"/>
+        </w:rPr>
+        <w:t xml:space="preserve">Tu sauras distinguer système, navigateur et moteur de recherche.</w:t>
+      </w:r>
+    </w:p>
+    <w:p>
+      <w:pPr>
+        <w:keepNext/>
         <w:keepLines/>
         <w:spacing w:after="128"/>
       </w:pPr>
@@ -527,7 +551,7 @@
                 <w:sz w:val="24"/>
                 <w:szCs w:val="24"/>
               </w:rPr>
-              <w:t xml:space="preserve">......................................................................................................................................................</w:t>
+              <w:t xml:space="preserve">...................................................................................................................................</w:t>
             </w:r>
           </w:p>
           <w:p>
@@ -546,7 +570,7 @@
                 <w:sz w:val="24"/>
                 <w:szCs w:val="24"/>
               </w:rPr>
-              <w:t xml:space="preserve">......................................................................................................................................................</w:t>
+              <w:t xml:space="preserve">...................................................................................................................................</w:t>
             </w:r>
           </w:p>
           <w:p>
@@ -565,7 +589,7 @@
                 <w:sz w:val="24"/>
                 <w:szCs w:val="24"/>
               </w:rPr>
-              <w:t xml:space="preserve">......................................................................................................................................................</w:t>
+              <w:t xml:space="preserve">...................................................................................................................................</w:t>
             </w:r>
           </w:p>
         </w:tc>
@@ -797,7 +821,7 @@
                 <w:sz w:val="24"/>
                 <w:szCs w:val="24"/>
               </w:rPr>
-              <w:t xml:space="preserve">......................................................................................................................................................</w:t>
+              <w:t xml:space="preserve">..................................................................................</w:t>
             </w:r>
           </w:p>
         </w:tc>
@@ -876,7 +900,7 @@
                 <w:sz w:val="24"/>
                 <w:szCs w:val="24"/>
               </w:rPr>
-              <w:t xml:space="preserve">......................................................................................................................................................</w:t>
+              <w:t xml:space="preserve">..................................................................................</w:t>
             </w:r>
           </w:p>
         </w:tc>
@@ -951,7 +975,7 @@
                 <w:sz w:val="24"/>
                 <w:szCs w:val="24"/>
               </w:rPr>
-              <w:t xml:space="preserve">......................................................................................................................................................</w:t>
+              <w:t xml:space="preserve">..................................................................................</w:t>
             </w:r>
           </w:p>
         </w:tc>
@@ -1228,7 +1252,7 @@
                 <w:sz w:val="24"/>
                 <w:szCs w:val="24"/>
               </w:rPr>
-              <w:t xml:space="preserve">Nom : ...........................................................................................................................................</w:t>
+              <w:t xml:space="preserve">Nom : .............................</w:t>
             </w:r>
           </w:p>
         </w:tc>
@@ -1265,7 +1289,7 @@
                 <w:sz w:val="24"/>
                 <w:szCs w:val="24"/>
               </w:rPr>
-              <w:t xml:space="preserve">Famille : ........ | Éditeur : ........ | Gratuit : .....................................................................................</w:t>
+              <w:t xml:space="preserve">Famille : ........ | Éditeur : ........ | Gratuit : .......................</w:t>
             </w:r>
           </w:p>
         </w:tc>
@@ -1305,7 +1329,7 @@
                 <w:sz w:val="24"/>
                 <w:szCs w:val="24"/>
               </w:rPr>
-              <w:t xml:space="preserve">Nom : ...........................................................................................................................................</w:t>
+              <w:t xml:space="preserve">Nom : .............................</w:t>
             </w:r>
           </w:p>
         </w:tc>
@@ -1340,7 +1364,7 @@
                 <w:sz w:val="24"/>
                 <w:szCs w:val="24"/>
               </w:rPr>
-              <w:t xml:space="preserve">Famille : ........ | Éditeur : ........ | Gratuit : .....................................................................................</w:t>
+              <w:t xml:space="preserve">Famille : ........ | Éditeur : ........ | Gratuit : .......................</w:t>
             </w:r>
           </w:p>
         </w:tc>
@@ -1557,7 +1581,7 @@
                 <w:sz w:val="24"/>
                 <w:szCs w:val="24"/>
               </w:rPr>
-              <w:t xml:space="preserve">YouTube  →  ................................................................................................................................</w:t>
+              <w:t xml:space="preserve">YouTube  →  ..........................................</w:t>
             </w:r>
           </w:p>
         </w:tc>
@@ -1594,7 +1618,7 @@
                 <w:sz w:val="24"/>
                 <w:szCs w:val="24"/>
               </w:rPr>
-              <w:t xml:space="preserve">WhatsApp / Instagram  →  ...........................................................................................................</w:t>
+              <w:t xml:space="preserve">WhatsApp / Instagram  →  .....................</w:t>
             </w:r>
           </w:p>
         </w:tc>
@@ -1636,7 +1660,7 @@
                 <w:sz w:val="24"/>
                 <w:szCs w:val="24"/>
               </w:rPr>
-              <w:t xml:space="preserve">Windows  →  ................................................................................................................................</w:t>
+              <w:t xml:space="preserve">Windows  →  ..........................................</w:t>
             </w:r>
           </w:p>
         </w:tc>
@@ -1673,7 +1697,7 @@
                 <w:sz w:val="24"/>
                 <w:szCs w:val="24"/>
               </w:rPr>
-              <w:t xml:space="preserve">iPhone / iOS  →  ..........................................................................................................................</w:t>
+              <w:t xml:space="preserve">iPhone / iOS  →  ....................................</w:t>
             </w:r>
           </w:p>
         </w:tc>
@@ -1713,7 +1737,7 @@
                 <w:sz w:val="24"/>
                 <w:szCs w:val="24"/>
               </w:rPr>
-              <w:t xml:space="preserve">Recherche Google  →  ................................................................................................................</w:t>
+              <w:t xml:space="preserve">Recherche Google  →  ..........................</w:t>
             </w:r>
           </w:p>
         </w:tc>
@@ -1748,7 +1772,7 @@
                 <w:sz w:val="24"/>
                 <w:szCs w:val="24"/>
               </w:rPr>
-              <w:t xml:space="preserve">Amazon.fr  →  ..............................................................................................................................</w:t>
+              <w:t xml:space="preserve">Amazon.fr  →  ........................................</w:t>
             </w:r>
           </w:p>
         </w:tc>

--- a/public/2026/seq03/FICHE_S3-A03_LogicielsGAFAM_5eme.docx
+++ b/public/2026/seq03/FICHE_S3-A03_LogicielsGAFAM_5eme.docx
@@ -453,6 +453,35 @@
         </w:tc>
       </w:tr>
     </w:tbl>
+    <w:p>
+      <w:pPr>
+        <w:keepNext/>
+        <w:spacing w:before="96" w:after="60"/>
+      </w:pPr>
+      <w:r>
+        <w:rPr>
+          <w:rFonts w:ascii="Arial" w:cs="Arial" w:eastAsia="Arial" w:hAnsi="Arial"/>
+          <w:sz w:val="22"/>
+          <w:szCs w:val="22"/>
+          <w:i/>
+          <w:iCs/>
+        </w:rPr>
+        <w:t xml:space="preserve">D'APRÈS TOI ? Réponds AVANT de commencer, même sans être sûr. Ça ne se note pas.</w:t>
+      </w:r>
+    </w:p>
+    <w:p>
+      <w:pPr>
+        <w:spacing w:after="240"/>
+      </w:pPr>
+      <w:r>
+        <w:rPr>
+          <w:rFonts w:ascii="Arial" w:cs="Arial" w:eastAsia="Arial" w:hAnsi="Arial"/>
+          <w:sz w:val="24"/>
+          <w:szCs w:val="24"/>
+        </w:rPr>
+        <w:t xml:space="preserve">............................................................................................................................................</w:t>
+      </w:r>
+    </w:p>
     <w:p>
       <w:pPr>
         <w:keepNext/>
